--- a/docs/huong-dan-3-nguoi/03-tai-khoan-dang-nhap-phan-quyen.docx
+++ b/docs/huong-dan-3-nguoi/03-tai-khoan-dang-nhap-phan-quyen.docx
@@ -28,9 +28,164 @@
     </w:p>
     <w:p>
       <w:r>
-        <w:t>Quy ước đường dẫn: UI/... nghĩa là src/main/resources/UI/...; các lớp Java nằm dưới src/main/java/com/cinesnack/. Đoạn code trích dẫn ghi đường dẫn đầy đủ và số dòng, giúp tìm đúng file trong dự án.</w:t>
+        <w:t>Quy ước: UI/... nằm dưới src/main/resources/UI/. Các file Java nằm dưới src/main/java/com/cinesnack/ và được nhóm theo nghiệp vụ account, booking, catalog, payment, invoice hoặc common. Ví dụ code bỏ số dòng vì đường dẫn và import đã thay đổi khi sắp xếp lại source tree.</w:t>
       </w:r>
     </w:p>
+    <w:p>
+      <w:pPr>
+        <w:pStyle w:val="Heading1"/>
+      </w:pPr>
+      <w:r>
+        <w:t>Sơ đồ luồng nhanh</w:t>
+      </w:r>
+    </w:p>
+    <w:tbl>
+      <w:tblPr>
+        <w:tblStyle w:val="LightShading-Accent1"/>
+        <w:tblW w:type="auto" w:w="0"/>
+        <w:tblLook w:firstColumn="1" w:firstRow="1" w:lastColumn="0" w:lastRow="0" w:noHBand="0" w:noVBand="1" w:val="04A0"/>
+      </w:tblPr>
+      <w:tblGrid>
+        <w:gridCol w:w="1872"/>
+        <w:gridCol w:w="7776"/>
+      </w:tblGrid>
+      <w:tr>
+        <w:tc>
+          <w:tcPr>
+            <w:tcW w:type="dxa" w:w="4939"/>
+          </w:tcPr>
+          <w:p>
+            <w:pPr>
+              <w:spacing w:after="40"/>
+            </w:pPr>
+            <w:r>
+              <w:rPr>
+                <w:sz w:val="18"/>
+              </w:rPr>
+              <w:t>Nhiệm vụ</w:t>
+            </w:r>
+          </w:p>
+        </w:tc>
+        <w:tc>
+          <w:tcPr>
+            <w:tcW w:type="dxa" w:w="4939"/>
+          </w:tcPr>
+          <w:p>
+            <w:pPr>
+              <w:spacing w:after="40"/>
+            </w:pPr>
+            <w:r>
+              <w:rPr>
+                <w:sz w:val="18"/>
+              </w:rPr>
+              <w:t>Đường đi qua các file / lớp</w:t>
+            </w:r>
+          </w:p>
+        </w:tc>
+      </w:tr>
+      <w:tr>
+        <w:tc>
+          <w:tcPr>
+            <w:tcW w:type="dxa" w:w="1872"/>
+          </w:tcPr>
+          <w:p>
+            <w:pPr>
+              <w:spacing w:after="40"/>
+            </w:pPr>
+            <w:r>
+              <w:rPr>
+                <w:sz w:val="18"/>
+              </w:rPr>
+              <w:t>Đăng nhập</w:t>
+            </w:r>
+          </w:p>
+        </w:tc>
+        <w:tc>
+          <w:tcPr>
+            <w:tcW w:type="dxa" w:w="7776"/>
+          </w:tcPr>
+          <w:p>
+            <w:pPr>
+              <w:spacing w:after="40"/>
+            </w:pPr>
+            <w:r>
+              <w:rPr>
+                <w:sz w:val="18"/>
+              </w:rPr>
+              <w:t>authentication.html → authentication.js → api.js → ApiSecurityConfig → UserRepository → session</w:t>
+            </w:r>
+          </w:p>
+        </w:tc>
+      </w:tr>
+      <w:tr>
+        <w:tc>
+          <w:tcPr>
+            <w:tcW w:type="dxa" w:w="1872"/>
+          </w:tcPr>
+          <w:p>
+            <w:pPr>
+              <w:spacing w:after="40"/>
+            </w:pPr>
+            <w:r>
+              <w:rPr>
+                <w:sz w:val="18"/>
+              </w:rPr>
+              <w:t>Phân quyền</w:t>
+            </w:r>
+          </w:p>
+        </w:tc>
+        <w:tc>
+          <w:tcPr>
+            <w:tcW w:type="dxa" w:w="7776"/>
+          </w:tcPr>
+          <w:p>
+            <w:pPr>
+              <w:spacing w:after="40"/>
+            </w:pPr>
+            <w:r>
+              <w:rPr>
+                <w:sz w:val="18"/>
+              </w:rPr>
+              <w:t>API request → ApiSecurityConfig → controller → service kiểm tra chủ đơn hoặc vai trò</w:t>
+            </w:r>
+          </w:p>
+        </w:tc>
+      </w:tr>
+      <w:tr>
+        <w:tc>
+          <w:tcPr>
+            <w:tcW w:type="dxa" w:w="1872"/>
+          </w:tcPr>
+          <w:p>
+            <w:pPr>
+              <w:spacing w:after="40"/>
+            </w:pPr>
+            <w:r>
+              <w:rPr>
+                <w:sz w:val="18"/>
+              </w:rPr>
+              <w:t>Đơn guest</w:t>
+            </w:r>
+          </w:p>
+        </w:tc>
+        <w:tc>
+          <w:tcPr>
+            <w:tcW w:type="dxa" w:w="7776"/>
+          </w:tcPr>
+          <w:p>
+            <w:pPr>
+              <w:spacing w:after="40"/>
+            </w:pPr>
+            <w:r>
+              <w:rPr>
+                <w:sz w:val="18"/>
+              </w:rPr>
+              <w:t>session → GuestOrderAccess → GuestOrderController → OrderService → OrderRepository</w:t>
+            </w:r>
+          </w:p>
+        </w:tc>
+      </w:tr>
+    </w:tbl>
     <w:p>
       <w:pPr>
         <w:pStyle w:val="Heading1"/>
@@ -428,7 +583,7 @@
               <w:rPr>
                 <w:sz w:val="17"/>
               </w:rPr>
-              <w:t>CsrfController.java</w:t>
+              <w:t>common/controller/CsrfController.java</w:t>
             </w:r>
           </w:p>
         </w:tc>
@@ -477,7 +632,7 @@
               <w:rPr>
                 <w:sz w:val="17"/>
               </w:rPr>
-              <w:t>ApiSecurityConfig.java</w:t>
+              <w:t>account/config/ApiSecurityConfig.java</w:t>
             </w:r>
           </w:p>
         </w:tc>
@@ -526,7 +681,7 @@
               <w:rPr>
                 <w:sz w:val="17"/>
               </w:rPr>
-              <w:t>UserRepository.java</w:t>
+              <w:t>account/repository/UserRepository.java</w:t>
             </w:r>
           </w:p>
         </w:tc>
@@ -575,7 +730,7 @@
               <w:rPr>
                 <w:sz w:val="17"/>
               </w:rPr>
-              <w:t>User.java</w:t>
+              <w:t>account/entity/User.java</w:t>
             </w:r>
           </w:p>
         </w:tc>
@@ -624,7 +779,7 @@
               <w:rPr>
                 <w:sz w:val="17"/>
               </w:rPr>
-              <w:t>UserService.java</w:t>
+              <w:t>account/service/UserService.java</w:t>
             </w:r>
           </w:p>
         </w:tc>
@@ -673,7 +828,7 @@
               <w:rPr>
                 <w:sz w:val="17"/>
               </w:rPr>
-              <w:t>UserController.java</w:t>
+              <w:t>account/controller/UserController.java</w:t>
             </w:r>
           </w:p>
         </w:tc>
@@ -722,7 +877,7 @@
               <w:rPr>
                 <w:sz w:val="17"/>
               </w:rPr>
-              <w:t>GuestOrderAccess.java</w:t>
+              <w:t>booking/security/GuestOrderAccess.java</w:t>
             </w:r>
           </w:p>
         </w:tc>
@@ -771,7 +926,7 @@
               <w:rPr>
                 <w:sz w:val="17"/>
               </w:rPr>
-              <w:t>GuestOrderController.java</w:t>
+              <w:t>booking/controller/GuestOrderController.java</w:t>
             </w:r>
           </w:p>
         </w:tc>
@@ -820,7 +975,7 @@
               <w:rPr>
                 <w:sz w:val="17"/>
               </w:rPr>
-              <w:t>OrderService.java</w:t>
+              <w:t>booking/service/OrderService.java</w:t>
             </w:r>
           </w:p>
         </w:tc>
@@ -869,7 +1024,7 @@
               <w:rPr>
                 <w:sz w:val="17"/>
               </w:rPr>
-              <w:t>PaymentService.java</w:t>
+              <w:t>payment/service/PaymentService.java</w:t>
             </w:r>
           </w:p>
         </w:tc>
@@ -1002,7 +1157,1141 @@
         <w:pStyle w:val="Heading1"/>
       </w:pPr>
       <w:r>
-        <w:t>3 Đọc các đoạn lệnh quan trọng</w:t>
+        <w:t>3 Phân tích chi tiết từng file theo luồng</w:t>
+      </w:r>
+    </w:p>
+    <w:p>
+      <w:r>
+        <w:t>Đọc theo thứ tự dưới đây. Mỗi mục cho biết file nhận gì, làm gì, gọi file nào và điều cần tránh. Đường dẫn tính từ gốc dự án C:\DATN-CineSnack.</w:t>
+      </w:r>
+    </w:p>
+    <w:p>
+      <w:pPr>
+        <w:pStyle w:val="Heading2"/>
+      </w:pPr>
+      <w:r>
+        <w:t>Đăng nhập và phiên làm việc</w:t>
+      </w:r>
+    </w:p>
+    <w:p>
+      <w:pPr>
+        <w:pStyle w:val="Heading3"/>
+        <w:keepNext/>
+      </w:pPr>
+      <w:r>
+        <w:t>src/main/resources/UI/html/authentication.html</w:t>
+      </w:r>
+    </w:p>
+    <w:p>
+      <w:pPr>
+        <w:spacing w:after="60"/>
+      </w:pPr>
+      <w:r>
+        <w:rPr>
+          <w:b/>
+        </w:rPr>
+        <w:t xml:space="preserve">Nhiệm vụ: </w:t>
+      </w:r>
+      <w:r>
+        <w:t>Tạo form nhập email, mật khẩu và vùng báo lỗi.</w:t>
+      </w:r>
+    </w:p>
+    <w:p>
+      <w:pPr>
+        <w:spacing w:after="60"/>
+      </w:pPr>
+      <w:r>
+        <w:rPr>
+          <w:b/>
+        </w:rPr>
+        <w:t xml:space="preserve">Hàm và đoạn cần đọc: </w:t>
+      </w:r>
+      <w:r>
+        <w:t>Theo id form mà authentication.js gắn sự kiện submit.</w:t>
+      </w:r>
+    </w:p>
+    <w:p>
+      <w:pPr>
+        <w:spacing w:after="60"/>
+      </w:pPr>
+      <w:r>
+        <w:rPr>
+          <w:b/>
+        </w:rPr>
+        <w:t xml:space="preserve">Đầu vào và file kế tiếp: </w:t>
+      </w:r>
+      <w:r>
+        <w:t>HTML gửi sự kiện cho JavaScript; mật khẩu không được ghi vào trang.</w:t>
+      </w:r>
+    </w:p>
+    <w:p>
+      <w:pPr>
+        <w:spacing w:after="60"/>
+      </w:pPr>
+      <w:r>
+        <w:rPr>
+          <w:b/>
+        </w:rPr>
+        <w:t xml:space="preserve">Điểm dễ nhầm: </w:t>
+      </w:r>
+      <w:r>
+        <w:t>Trang login không tự xác thực tài khoản ở frontend.</w:t>
+      </w:r>
+    </w:p>
+    <w:p>
+      <w:pPr>
+        <w:pStyle w:val="Heading3"/>
+        <w:keepNext/>
+      </w:pPr>
+      <w:r>
+        <w:t>src/main/resources/UI/assets/js/authentication.js</w:t>
+      </w:r>
+    </w:p>
+    <w:p>
+      <w:pPr>
+        <w:spacing w:after="60"/>
+      </w:pPr>
+      <w:r>
+        <w:rPr>
+          <w:b/>
+        </w:rPr>
+        <w:t xml:space="preserve">Nhiệm vụ: </w:t>
+      </w:r>
+      <w:r>
+        <w:t>Gửi đăng nhập và điều hướng theo role sau khi server chấp nhận.</w:t>
+      </w:r>
+    </w:p>
+    <w:p>
+      <w:pPr>
+        <w:spacing w:after="60"/>
+      </w:pPr>
+      <w:r>
+        <w:rPr>
+          <w:b/>
+        </w:rPr>
+        <w:t xml:space="preserve">Hàm và đoạn cần đọc: </w:t>
+      </w:r>
+      <w:r>
+        <w:t>Theo trình xử lý submit và destination(account).</w:t>
+      </w:r>
+    </w:p>
+    <w:p>
+      <w:pPr>
+        <w:spacing w:after="60"/>
+      </w:pPr>
+      <w:r>
+        <w:rPr>
+          <w:b/>
+        </w:rPr>
+        <w:t xml:space="preserve">Đầu vào và file kế tiếp: </w:t>
+      </w:r>
+      <w:r>
+        <w:t>Gọi api.js để đăng nhập, sau đó gọi /api/auth/me lấy role từ server.</w:t>
+      </w:r>
+    </w:p>
+    <w:p>
+      <w:pPr>
+        <w:spacing w:after="60"/>
+      </w:pPr>
+      <w:r>
+        <w:rPr>
+          <w:b/>
+        </w:rPr>
+        <w:t xml:space="preserve">Điểm dễ nhầm: </w:t>
+      </w:r>
+      <w:r>
+        <w:t>Ẩn nút hoặc chuyển trang là trải nghiệm; quyền thật phải chặn tại API.</w:t>
+      </w:r>
+    </w:p>
+    <w:p>
+      <w:pPr>
+        <w:pStyle w:val="Heading3"/>
+        <w:keepNext/>
+      </w:pPr>
+      <w:r>
+        <w:t>src/main/resources/UI/assets/js/api.js</w:t>
+      </w:r>
+    </w:p>
+    <w:p>
+      <w:pPr>
+        <w:spacing w:after="60"/>
+      </w:pPr>
+      <w:r>
+        <w:rPr>
+          <w:b/>
+        </w:rPr>
+        <w:t xml:space="preserve">Nhiệm vụ: </w:t>
+      </w:r>
+      <w:r>
+        <w:t>Bọc tất cả lời gọi HTTP cho giao diện.</w:t>
+      </w:r>
+    </w:p>
+    <w:p>
+      <w:pPr>
+        <w:spacing w:after="60"/>
+      </w:pPr>
+      <w:r>
+        <w:rPr>
+          <w:b/>
+        </w:rPr>
+        <w:t xml:space="preserve">Hàm và đoạn cần đọc: </w:t>
+      </w:r>
+      <w:r>
+        <w:t>layCsrf(), goi(), taiKhoan(), dangNhap(), dangXuat().</w:t>
+      </w:r>
+    </w:p>
+    <w:p>
+      <w:pPr>
+        <w:spacing w:after="60"/>
+      </w:pPr>
+      <w:r>
+        <w:rPr>
+          <w:b/>
+        </w:rPr>
+        <w:t xml:space="preserve">Đầu vào và file kế tiếp: </w:t>
+      </w:r>
+      <w:r>
+        <w:t>POST gửi CSRF token; response lỗi được đổi thành thông báo có thể hiển thị.</w:t>
+      </w:r>
+    </w:p>
+    <w:p>
+      <w:pPr>
+        <w:spacing w:after="60"/>
+      </w:pPr>
+      <w:r>
+        <w:rPr>
+          <w:b/>
+        </w:rPr>
+        <w:t xml:space="preserve">Điểm dễ nhầm: </w:t>
+      </w:r>
+      <w:r>
+        <w:t>CSRF và session cookie có nhiệm vụ khác nhau: một cái chống yêu cầu giả, một cái nhận diện phiên.</w:t>
+      </w:r>
+    </w:p>
+    <w:p>
+      <w:pPr>
+        <w:pStyle w:val="Heading3"/>
+        <w:keepNext/>
+      </w:pPr>
+      <w:r>
+        <w:t>src/main/java/com/cinesnack/common/controller/CsrfController.java</w:t>
+      </w:r>
+    </w:p>
+    <w:p>
+      <w:pPr>
+        <w:spacing w:after="60"/>
+      </w:pPr>
+      <w:r>
+        <w:rPr>
+          <w:b/>
+        </w:rPr>
+        <w:t xml:space="preserve">Nhiệm vụ: </w:t>
+      </w:r>
+      <w:r>
+        <w:t>Trả token CSRF cho trang tĩnh.</w:t>
+      </w:r>
+    </w:p>
+    <w:p>
+      <w:pPr>
+        <w:spacing w:after="60"/>
+      </w:pPr>
+      <w:r>
+        <w:rPr>
+          <w:b/>
+        </w:rPr>
+        <w:t xml:space="preserve">Hàm và đoạn cần đọc: </w:t>
+      </w:r>
+      <w:r>
+        <w:t>GET /api/csrf nhận CsrfToken do Spring cung cấp.</w:t>
+      </w:r>
+    </w:p>
+    <w:p>
+      <w:pPr>
+        <w:spacing w:after="60"/>
+      </w:pPr>
+      <w:r>
+        <w:rPr>
+          <w:b/>
+        </w:rPr>
+        <w:t xml:space="preserve">Đầu vào và file kế tiếp: </w:t>
+      </w:r>
+      <w:r>
+        <w:t>api.js lấy token rồi đặt trong header khi gửi thay đổi dữ liệu.</w:t>
+      </w:r>
+    </w:p>
+    <w:p>
+      <w:pPr>
+        <w:spacing w:after="60"/>
+      </w:pPr>
+      <w:r>
+        <w:rPr>
+          <w:b/>
+        </w:rPr>
+        <w:t xml:space="preserve">Điểm dễ nhầm: </w:t>
+      </w:r>
+      <w:r>
+        <w:t>Token không chứng minh người dùng đã đăng nhập.</w:t>
+      </w:r>
+    </w:p>
+    <w:p>
+      <w:pPr>
+        <w:pStyle w:val="Heading3"/>
+        <w:keepNext/>
+      </w:pPr>
+      <w:r>
+        <w:t>src/main/java/com/cinesnack/account/config/ApiSecurityConfig.java</w:t>
+      </w:r>
+    </w:p>
+    <w:p>
+      <w:pPr>
+        <w:spacing w:after="60"/>
+      </w:pPr>
+      <w:r>
+        <w:rPr>
+          <w:b/>
+        </w:rPr>
+        <w:t xml:space="preserve">Nhiệm vụ: </w:t>
+      </w:r>
+      <w:r>
+        <w:t>Cấu hình đăng nhập form và quyền cho từng nhóm URL.</w:t>
+      </w:r>
+    </w:p>
+    <w:p>
+      <w:pPr>
+        <w:spacing w:after="60"/>
+      </w:pPr>
+      <w:r>
+        <w:rPr>
+          <w:b/>
+        </w:rPr>
+        <w:t xml:space="preserve">Hàm và đoạn cần đọc: </w:t>
+      </w:r>
+      <w:r>
+        <w:t>boMaHoaMatKhau(), dichVuChiTietNguoiDung(), baoMatApi().</w:t>
+      </w:r>
+    </w:p>
+    <w:p>
+      <w:pPr>
+        <w:spacing w:after="60"/>
+      </w:pPr>
+      <w:r>
+        <w:rPr>
+          <w:b/>
+        </w:rPr>
+        <w:t xml:space="preserve">Đầu vào và file kế tiếp: </w:t>
+      </w:r>
+      <w:r>
+        <w:t>UserRepository trả hash và role; Spring so mật khẩu bằng BCrypt và duy trì session.</w:t>
+      </w:r>
+    </w:p>
+    <w:p>
+      <w:pPr>
+        <w:spacing w:after="60"/>
+      </w:pPr>
+      <w:r>
+        <w:rPr>
+          <w:b/>
+        </w:rPr>
+        <w:t xml:space="preserve">Điểm dễ nhầm: </w:t>
+      </w:r>
+      <w:r>
+        <w:t>Thứ tự requestMatchers quan trọng: quy tắc cụ thể phải đứng trước /api/admin/**.</w:t>
+      </w:r>
+    </w:p>
+    <w:p>
+      <w:pPr>
+        <w:pStyle w:val="Heading3"/>
+        <w:keepNext/>
+      </w:pPr>
+      <w:r>
+        <w:t>src/main/java/com/cinesnack/account/repository/UserRepository.java</w:t>
+      </w:r>
+    </w:p>
+    <w:p>
+      <w:pPr>
+        <w:spacing w:after="60"/>
+      </w:pPr>
+      <w:r>
+        <w:rPr>
+          <w:b/>
+        </w:rPr>
+        <w:t xml:space="preserve">Nhiệm vụ: </w:t>
+      </w:r>
+      <w:r>
+        <w:t>Đọc người dùng theo email bằng JdbcTemplate.</w:t>
+      </w:r>
+    </w:p>
+    <w:p>
+      <w:pPr>
+        <w:spacing w:after="60"/>
+      </w:pPr>
+      <w:r>
+        <w:rPr>
+          <w:b/>
+        </w:rPr>
+        <w:t xml:space="preserve">Hàm và đoạn cần đọc: </w:t>
+      </w:r>
+      <w:r>
+        <w:t>timTheoThuDienTu() tìm bản ghi NGUOI_DUNG.</w:t>
+      </w:r>
+    </w:p>
+    <w:p>
+      <w:pPr>
+        <w:spacing w:after="60"/>
+      </w:pPr>
+      <w:r>
+        <w:rPr>
+          <w:b/>
+        </w:rPr>
+        <w:t xml:space="preserve">Đầu vào và file kế tiếp: </w:t>
+      </w:r>
+      <w:r>
+        <w:t>Trả id, email, password hash, role và trạng thái cho lớp xác thực.</w:t>
+      </w:r>
+    </w:p>
+    <w:p>
+      <w:pPr>
+        <w:spacing w:after="60"/>
+      </w:pPr>
+      <w:r>
+        <w:rPr>
+          <w:b/>
+        </w:rPr>
+        <w:t xml:space="preserve">Điểm dễ nhầm: </w:t>
+      </w:r>
+      <w:r>
+        <w:t>Không nối email trực tiếp vào chuỗi SQL.</w:t>
+      </w:r>
+    </w:p>
+    <w:p>
+      <w:pPr>
+        <w:pStyle w:val="Heading3"/>
+        <w:keepNext/>
+      </w:pPr>
+      <w:r>
+        <w:t>src/main/java/com/cinesnack/account/entity/User.java</w:t>
+      </w:r>
+    </w:p>
+    <w:p>
+      <w:pPr>
+        <w:spacing w:after="60"/>
+      </w:pPr>
+      <w:r>
+        <w:rPr>
+          <w:b/>
+        </w:rPr>
+        <w:t xml:space="preserve">Nhiệm vụ: </w:t>
+      </w:r>
+      <w:r>
+        <w:t>Record giữ dữ liệu tài khoản trong Java.</w:t>
+      </w:r>
+    </w:p>
+    <w:p>
+      <w:pPr>
+        <w:spacing w:after="60"/>
+      </w:pPr>
+      <w:r>
+        <w:rPr>
+          <w:b/>
+        </w:rPr>
+        <w:t xml:space="preserve">Hàm và đoạn cần đọc: </w:t>
+      </w:r>
+      <w:r>
+        <w:t>Đọc các thành phần record và laNhanVien().</w:t>
+      </w:r>
+    </w:p>
+    <w:p>
+      <w:pPr>
+        <w:spacing w:after="60"/>
+      </w:pPr>
+      <w:r>
+        <w:rPr>
+          <w:b/>
+        </w:rPr>
+        <w:t xml:space="preserve">Đầu vào và file kế tiếp: </w:t>
+      </w:r>
+      <w:r>
+        <w:t>UserService dùng role và status của record để kiểm tra quyền nghiệp vụ.</w:t>
+      </w:r>
+    </w:p>
+    <w:p>
+      <w:pPr>
+        <w:spacing w:after="60"/>
+      </w:pPr>
+      <w:r>
+        <w:rPr>
+          <w:b/>
+        </w:rPr>
+        <w:t xml:space="preserve">Điểm dễ nhầm: </w:t>
+      </w:r>
+      <w:r>
+        <w:t>Đừng trả password hash của record ra /api/auth/me.</w:t>
+      </w:r>
+    </w:p>
+    <w:p>
+      <w:pPr>
+        <w:pStyle w:val="Heading3"/>
+        <w:keepNext/>
+      </w:pPr>
+      <w:r>
+        <w:t>src/main/java/com/cinesnack/account/service/UserService.java</w:t>
+      </w:r>
+    </w:p>
+    <w:p>
+      <w:pPr>
+        <w:spacing w:after="60"/>
+      </w:pPr>
+      <w:r>
+        <w:rPr>
+          <w:b/>
+        </w:rPr>
+        <w:t xml:space="preserve">Nhiệm vụ: </w:t>
+      </w:r>
+      <w:r>
+        <w:t>Kiểm tra tài khoản đang hoạt động và quyền xem đơn.</w:t>
+      </w:r>
+    </w:p>
+    <w:p>
+      <w:pPr>
+        <w:spacing w:after="60"/>
+      </w:pPr>
+      <w:r>
+        <w:rPr>
+          <w:b/>
+        </w:rPr>
+        <w:t xml:space="preserve">Hàm và đoạn cần đọc: </w:t>
+      </w:r>
+      <w:r>
+        <w:t>layTaiKhoanHoatDong(), kiemTraQuyenTruyCapDon().</w:t>
+      </w:r>
+    </w:p>
+    <w:p>
+      <w:pPr>
+        <w:spacing w:after="60"/>
+      </w:pPr>
+      <w:r>
+        <w:rPr>
+          <w:b/>
+        </w:rPr>
+        <w:t xml:space="preserve">Đầu vào và file kế tiếp: </w:t>
+      </w:r>
+      <w:r>
+        <w:t>Trả User hợp lệ hoặc lỗi; kiểm tra chủ đơn sau khi repository đã đọc đơn.</w:t>
+      </w:r>
+    </w:p>
+    <w:p>
+      <w:pPr>
+        <w:spacing w:after="60"/>
+      </w:pPr>
+      <w:r>
+        <w:rPr>
+          <w:b/>
+        </w:rPr>
+        <w:t xml:space="preserve">Điểm dễ nhầm: </w:t>
+      </w:r>
+      <w:r>
+        <w:t>Kiểm tra role URL không thay kiểm tra ai sở hữu đơn cụ thể.</w:t>
+      </w:r>
+    </w:p>
+    <w:p>
+      <w:pPr>
+        <w:pStyle w:val="Heading3"/>
+        <w:keepNext/>
+      </w:pPr>
+      <w:r>
+        <w:t>src/main/java/com/cinesnack/account/controller/UserController.java</w:t>
+      </w:r>
+    </w:p>
+    <w:p>
+      <w:pPr>
+        <w:spacing w:after="60"/>
+      </w:pPr>
+      <w:r>
+        <w:rPr>
+          <w:b/>
+        </w:rPr>
+        <w:t xml:space="preserve">Nhiệm vụ: </w:t>
+      </w:r>
+      <w:r>
+        <w:t>Trả thông tin tối thiểu của người đang đăng nhập.</w:t>
+      </w:r>
+    </w:p>
+    <w:p>
+      <w:pPr>
+        <w:spacing w:after="60"/>
+      </w:pPr>
+      <w:r>
+        <w:rPr>
+          <w:b/>
+        </w:rPr>
+        <w:t xml:space="preserve">Hàm và đoạn cần đọc: </w:t>
+      </w:r>
+      <w:r>
+        <w:t>GET /api/auth/me nhận Principal.</w:t>
+      </w:r>
+    </w:p>
+    <w:p>
+      <w:pPr>
+        <w:spacing w:after="60"/>
+      </w:pPr>
+      <w:r>
+        <w:rPr>
+          <w:b/>
+        </w:rPr>
+        <w:t xml:space="preserve">Đầu vào và file kế tiếp: </w:t>
+      </w:r>
+      <w:r>
+        <w:t>Trả id, email, role; frontend dùng để điều hướng và hiển thị.</w:t>
+      </w:r>
+    </w:p>
+    <w:p>
+      <w:pPr>
+        <w:spacing w:after="60"/>
+      </w:pPr>
+      <w:r>
+        <w:rPr>
+          <w:b/>
+        </w:rPr>
+        <w:t xml:space="preserve">Điểm dễ nhầm: </w:t>
+      </w:r>
+      <w:r>
+        <w:t>Principal lấy từ phiên đã xác thực, không lấy email do trình duyệt tự khai.</w:t>
+      </w:r>
+    </w:p>
+    <w:p>
+      <w:pPr>
+        <w:pStyle w:val="Heading2"/>
+      </w:pPr>
+      <w:r>
+        <w:t>Quyền tại từng nghiệp vụ</w:t>
+      </w:r>
+    </w:p>
+    <w:p>
+      <w:pPr>
+        <w:pStyle w:val="Heading3"/>
+        <w:keepNext/>
+      </w:pPr>
+      <w:r>
+        <w:t>src/main/java/com/cinesnack/booking/security/GuestOrderAccess.java</w:t>
+      </w:r>
+    </w:p>
+    <w:p>
+      <w:pPr>
+        <w:spacing w:after="60"/>
+      </w:pPr>
+      <w:r>
+        <w:rPr>
+          <w:b/>
+        </w:rPr>
+        <w:t xml:space="preserve">Nhiệm vụ: </w:t>
+      </w:r>
+      <w:r>
+        <w:t>Gắn các mã đơn guest được tạo vào HttpSession.</w:t>
+      </w:r>
+    </w:p>
+    <w:p>
+      <w:pPr>
+        <w:spacing w:after="60"/>
+      </w:pPr>
+      <w:r>
+        <w:rPr>
+          <w:b/>
+        </w:rPr>
+        <w:t xml:space="preserve">Hàm và đoạn cần đọc: </w:t>
+      </w:r>
+      <w:r>
+        <w:t>ghiNhanDonDaTao() và layMaDon().</w:t>
+      </w:r>
+    </w:p>
+    <w:p>
+      <w:pPr>
+        <w:spacing w:after="60"/>
+      </w:pPr>
+      <w:r>
+        <w:rPr>
+          <w:b/>
+        </w:rPr>
+        <w:t xml:space="preserve">Đầu vào và file kế tiếp: </w:t>
+      </w:r>
+      <w:r>
+        <w:t>GuestOrderController dùng tập mã trong phiên khi xem, hủy hoặc lấy hóa đơn.</w:t>
+      </w:r>
+    </w:p>
+    <w:p>
+      <w:pPr>
+        <w:spacing w:after="60"/>
+      </w:pPr>
+      <w:r>
+        <w:rPr>
+          <w:b/>
+        </w:rPr>
+        <w:t xml:space="preserve">Điểm dễ nhầm: </w:t>
+      </w:r>
+      <w:r>
+        <w:t>Mã đơn trong URL không đủ quyền khi phiên chưa từng tạo đơn đó.</w:t>
+      </w:r>
+    </w:p>
+    <w:p>
+      <w:pPr>
+        <w:pStyle w:val="Heading3"/>
+        <w:keepNext/>
+      </w:pPr>
+      <w:r>
+        <w:t>src/main/java/com/cinesnack/booking/controller/GuestOrderController.java</w:t>
+      </w:r>
+    </w:p>
+    <w:p>
+      <w:pPr>
+        <w:spacing w:after="60"/>
+      </w:pPr>
+      <w:r>
+        <w:rPr>
+          <w:b/>
+        </w:rPr>
+        <w:t xml:space="preserve">Nhiệm vụ: </w:t>
+      </w:r>
+      <w:r>
+        <w:t>Mở API guest nhưng kiểm tra quyền theo session.</w:t>
+      </w:r>
+    </w:p>
+    <w:p>
+      <w:pPr>
+        <w:spacing w:after="60"/>
+      </w:pPr>
+      <w:r>
+        <w:rPr>
+          <w:b/>
+        </w:rPr>
+        <w:t xml:space="preserve">Hàm và đoạn cần đọc: </w:t>
+      </w:r>
+      <w:r>
+        <w:t>POST ghi mã đơn; GET/hủy/hóa đơn dùng GuestOrderAccess.</w:t>
+      </w:r>
+    </w:p>
+    <w:p>
+      <w:pPr>
+        <w:spacing w:after="60"/>
+      </w:pPr>
+      <w:r>
+        <w:rPr>
+          <w:b/>
+        </w:rPr>
+        <w:t xml:space="preserve">Đầu vào và file kế tiếp: </w:t>
+      </w:r>
+      <w:r>
+        <w:t>Đưa tập mã được phép sang OrderService hoặc InvoiceService.</w:t>
+      </w:r>
+    </w:p>
+    <w:p>
+      <w:pPr>
+        <w:spacing w:after="60"/>
+      </w:pPr>
+      <w:r>
+        <w:rPr>
+          <w:b/>
+        </w:rPr>
+        <w:t xml:space="preserve">Điểm dễ nhầm: </w:t>
+      </w:r>
+      <w:r>
+        <w:t>permitAll ở URL chỉ cho phép gọi endpoint; service vẫn phải kiểm tra mã đơn thuộc phiên.</w:t>
+      </w:r>
+    </w:p>
+    <w:p>
+      <w:pPr>
+        <w:pStyle w:val="Heading3"/>
+        <w:keepNext/>
+      </w:pPr>
+      <w:r>
+        <w:t>src/main/java/com/cinesnack/booking/controller/AdminOrderController.java</w:t>
+      </w:r>
+    </w:p>
+    <w:p>
+      <w:pPr>
+        <w:spacing w:after="60"/>
+      </w:pPr>
+      <w:r>
+        <w:rPr>
+          <w:b/>
+        </w:rPr>
+        <w:t xml:space="preserve">Nhiệm vụ: </w:t>
+      </w:r>
+      <w:r>
+        <w:t>Cho staff tạo đơn quầy và staff/admin xem danh sách theo vai trò.</w:t>
+      </w:r>
+    </w:p>
+    <w:p>
+      <w:pPr>
+        <w:spacing w:after="60"/>
+      </w:pPr>
+      <w:r>
+        <w:rPr>
+          <w:b/>
+        </w:rPr>
+        <w:t xml:space="preserve">Hàm và đoạn cần đọc: </w:t>
+      </w:r>
+      <w:r>
+        <w:t>POST /api/admin/orders và GET /api/admin/orders.</w:t>
+      </w:r>
+    </w:p>
+    <w:p>
+      <w:pPr>
+        <w:spacing w:after="60"/>
+      </w:pPr>
+      <w:r>
+        <w:rPr>
+          <w:b/>
+        </w:rPr>
+        <w:t xml:space="preserve">Đầu vào và file kế tiếp: </w:t>
+      </w:r>
+      <w:r>
+        <w:t>Spring Security chặn POST với role NHAN_VIEN; service kiểm tra thêm trước khi ghi.</w:t>
+      </w:r>
+    </w:p>
+    <w:p>
+      <w:pPr>
+        <w:spacing w:after="60"/>
+      </w:pPr>
+      <w:r>
+        <w:rPr>
+          <w:b/>
+        </w:rPr>
+        <w:t xml:space="preserve">Điểm dễ nhầm: </w:t>
+      </w:r>
+      <w:r>
+        <w:t>Admin không có quyền tạo đơn quầy dù URL bắt đầu bằng /api/admin.</w:t>
+      </w:r>
+    </w:p>
+    <w:p>
+      <w:pPr>
+        <w:pStyle w:val="Heading3"/>
+        <w:keepNext/>
+      </w:pPr>
+      <w:r>
+        <w:t>src/main/java/com/cinesnack/booking/service/OrderService.java</w:t>
+      </w:r>
+    </w:p>
+    <w:p>
+      <w:pPr>
+        <w:spacing w:after="60"/>
+      </w:pPr>
+      <w:r>
+        <w:rPr>
+          <w:b/>
+        </w:rPr>
+        <w:t xml:space="preserve">Nhiệm vụ: </w:t>
+      </w:r>
+      <w:r>
+        <w:t>Kiểm tra quyền sở hữu đơn và vai trò staff ở mức nghiệp vụ.</w:t>
+      </w:r>
+    </w:p>
+    <w:p>
+      <w:pPr>
+        <w:spacing w:after="60"/>
+      </w:pPr>
+      <w:r>
+        <w:rPr>
+          <w:b/>
+        </w:rPr>
+        <w:t xml:space="preserve">Hàm và đoạn cần đọc: </w:t>
+      </w:r>
+      <w:r>
+        <w:t>taoDonTaiQuay(), layDonDuocPhepTruyCap(), layDonKhachDuocPhepTruyCap().</w:t>
+      </w:r>
+    </w:p>
+    <w:p>
+      <w:pPr>
+        <w:spacing w:after="60"/>
+      </w:pPr>
+      <w:r>
+        <w:rPr>
+          <w:b/>
+        </w:rPr>
+        <w:t xml:space="preserve">Đầu vào và file kế tiếp: </w:t>
+      </w:r>
+      <w:r>
+        <w:t>Chỉ chuyển sang repository sau khi điều kiện quyền phù hợp.</w:t>
+      </w:r>
+    </w:p>
+    <w:p>
+      <w:pPr>
+        <w:spacing w:after="60"/>
+      </w:pPr>
+      <w:r>
+        <w:rPr>
+          <w:b/>
+        </w:rPr>
+        <w:t xml:space="preserve">Điểm dễ nhầm: </w:t>
+      </w:r>
+      <w:r>
+        <w:t>Quyền đọc một đơn phải gắn với chủ đơn hoặc phiên guest, không chỉ vai trò chung.</w:t>
+      </w:r>
+    </w:p>
+    <w:p>
+      <w:pPr>
+        <w:pStyle w:val="Heading3"/>
+        <w:keepNext/>
+      </w:pPr>
+      <w:r>
+        <w:t>src/main/java/com/cinesnack/payment/controller/PaymentController.java</w:t>
+      </w:r>
+    </w:p>
+    <w:p>
+      <w:pPr>
+        <w:spacing w:after="60"/>
+      </w:pPr>
+      <w:r>
+        <w:rPr>
+          <w:b/>
+        </w:rPr>
+        <w:t xml:space="preserve">Nhiệm vụ: </w:t>
+      </w:r>
+      <w:r>
+        <w:t>Nhận thao tác thu tiền của nhân viên.</w:t>
+      </w:r>
+    </w:p>
+    <w:p>
+      <w:pPr>
+        <w:spacing w:after="60"/>
+      </w:pPr>
+      <w:r>
+        <w:rPr>
+          <w:b/>
+        </w:rPr>
+        <w:t xml:space="preserve">Hàm và đoạn cần đọc: </w:t>
+      </w:r>
+      <w:r>
+        <w:t>Theo POST cash, POST transfer và GET payments.</w:t>
+      </w:r>
+    </w:p>
+    <w:p>
+      <w:pPr>
+        <w:spacing w:after="60"/>
+      </w:pPr>
+      <w:r>
+        <w:rPr>
+          <w:b/>
+        </w:rPr>
+        <w:t xml:space="preserve">Đầu vào và file kế tiếp: </w:t>
+      </w:r>
+      <w:r>
+        <w:t>Spring Security chặn route; PaymentService tiếp tục kiểm tra người xác nhận.</w:t>
+      </w:r>
+    </w:p>
+    <w:p>
+      <w:pPr>
+        <w:spacing w:after="60"/>
+      </w:pPr>
+      <w:r>
+        <w:rPr>
+          <w:b/>
+        </w:rPr>
+        <w:t xml:space="preserve">Điểm dễ nhầm: </w:t>
+      </w:r>
+      <w:r>
+        <w:t>Không cho khách tự đánh dấu đơn đã thanh toán bằng việc gọi trực tiếp API.</w:t>
+      </w:r>
+    </w:p>
+    <w:p>
+      <w:pPr>
+        <w:pStyle w:val="Heading3"/>
+        <w:keepNext/>
+      </w:pPr>
+      <w:r>
+        <w:t>src/main/java/com/cinesnack/catalog/controller/AdminCatalogController.java</w:t>
+      </w:r>
+    </w:p>
+    <w:p>
+      <w:pPr>
+        <w:spacing w:after="60"/>
+      </w:pPr>
+      <w:r>
+        <w:rPr>
+          <w:b/>
+        </w:rPr>
+        <w:t xml:space="preserve">Nhiệm vụ: </w:t>
+      </w:r>
+      <w:r>
+        <w:t>API sửa phim và suất cho quản trị viên.</w:t>
+      </w:r>
+    </w:p>
+    <w:p>
+      <w:pPr>
+        <w:spacing w:after="60"/>
+      </w:pPr>
+      <w:r>
+        <w:rPr>
+          <w:b/>
+        </w:rPr>
+        <w:t xml:space="preserve">Hàm và đoạn cần đọc: </w:t>
+      </w:r>
+      <w:r>
+        <w:t>Theo các endpoint POST, PUT, DELETE phim và suất.</w:t>
+      </w:r>
+    </w:p>
+    <w:p>
+      <w:pPr>
+        <w:spacing w:after="60"/>
+      </w:pPr>
+      <w:r>
+        <w:rPr>
+          <w:b/>
+        </w:rPr>
+        <w:t xml:space="preserve">Đầu vào và file kế tiếp: </w:t>
+      </w:r>
+      <w:r>
+        <w:t>ApiSecurityConfig yêu cầu QUAN_TRI trước khi controller chạy.</w:t>
+      </w:r>
+    </w:p>
+    <w:p>
+      <w:pPr>
+        <w:spacing w:after="60"/>
+      </w:pPr>
+      <w:r>
+        <w:rPr>
+          <w:b/>
+        </w:rPr>
+        <w:t xml:space="preserve">Điểm dễ nhầm: </w:t>
+      </w:r>
+      <w:r>
+        <w:t>Staff có thể theo dõi đơn nhưng không được sửa danh mục nếu không có role quản trị.</w:t>
+      </w:r>
+    </w:p>
+    <w:p>
+      <w:pPr>
+        <w:pStyle w:val="Heading3"/>
+        <w:keepNext/>
+      </w:pPr>
+      <w:r>
+        <w:t>src/main/java/com/cinesnack/common/controller/ApiExceptionHandler.java</w:t>
+      </w:r>
+    </w:p>
+    <w:p>
+      <w:pPr>
+        <w:spacing w:after="60"/>
+      </w:pPr>
+      <w:r>
+        <w:rPr>
+          <w:b/>
+        </w:rPr>
+        <w:t xml:space="preserve">Nhiệm vụ: </w:t>
+      </w:r>
+      <w:r>
+        <w:t>Đổi lỗi Java thành phản hồi HTTP dễ hiểu.</w:t>
+      </w:r>
+    </w:p>
+    <w:p>
+      <w:pPr>
+        <w:spacing w:after="60"/>
+      </w:pPr>
+      <w:r>
+        <w:rPr>
+          <w:b/>
+        </w:rPr>
+        <w:t xml:space="preserve">Hàm và đoạn cần đọc: </w:t>
+      </w:r>
+      <w:r>
+        <w:t>xuLyLoiNghiepVu(), xuLyDuLieuKhongHopLe(), loiXungDot().</w:t>
+      </w:r>
+    </w:p>
+    <w:p>
+      <w:pPr>
+        <w:spacing w:after="60"/>
+      </w:pPr>
+      <w:r>
+        <w:rPr>
+          <w:b/>
+        </w:rPr>
+        <w:t xml:space="preserve">Đầu vào và file kế tiếp: </w:t>
+      </w:r>
+      <w:r>
+        <w:t>Trả mã trạng thái và thông báo ngắn cho api.js hiển thị.</w:t>
+      </w:r>
+    </w:p>
+    <w:p>
+      <w:pPr>
+        <w:spacing w:after="60"/>
+      </w:pPr>
+      <w:r>
+        <w:rPr>
+          <w:b/>
+        </w:rPr>
+        <w:t xml:space="preserve">Điểm dễ nhầm: </w:t>
+      </w:r>
+      <w:r>
+        <w:t>Không đưa stack trace, SQL hay password hash ra phản hồi cho trình duyệt.</w:t>
+      </w:r>
+    </w:p>
+    <w:p>
+      <w:pPr>
+        <w:pStyle w:val="Heading3"/>
+        <w:keepNext/>
+      </w:pPr>
+      <w:r>
+        <w:t>src/main/resources/UI/assets/js/admin.js</w:t>
+      </w:r>
+    </w:p>
+    <w:p>
+      <w:pPr>
+        <w:spacing w:after="60"/>
+      </w:pPr>
+      <w:r>
+        <w:rPr>
+          <w:b/>
+        </w:rPr>
+        <w:t xml:space="preserve">Nhiệm vụ: </w:t>
+      </w:r>
+      <w:r>
+        <w:t>Hiển thị đúng khu vực theo role tại giao diện quản trị.</w:t>
+      </w:r>
+    </w:p>
+    <w:p>
+      <w:pPr>
+        <w:spacing w:after="60"/>
+      </w:pPr>
+      <w:r>
+        <w:rPr>
+          <w:b/>
+        </w:rPr>
+        <w:t xml:space="preserve">Hàm và đoạn cần đọc: </w:t>
+      </w:r>
+      <w:r>
+        <w:t>isAdmin(), openSection().</w:t>
+      </w:r>
+    </w:p>
+    <w:p>
+      <w:pPr>
+        <w:spacing w:after="60"/>
+      </w:pPr>
+      <w:r>
+        <w:rPr>
+          <w:b/>
+        </w:rPr>
+        <w:t xml:space="preserve">Đầu vào và file kế tiếp: </w:t>
+      </w:r>
+      <w:r>
+        <w:t>Ẩn hoặc mở tab phù hợp để người dùng thao tác thuận tiện.</w:t>
+      </w:r>
+    </w:p>
+    <w:p>
+      <w:pPr>
+        <w:spacing w:after="60"/>
+      </w:pPr>
+      <w:r>
+        <w:rPr>
+          <w:b/>
+        </w:rPr>
+        <w:t xml:space="preserve">Điểm dễ nhầm: </w:t>
+      </w:r>
+      <w:r>
+        <w:t>Kiểm soát giao diện không thay SecurityFilterChain và kiểm tra service.</w:t>
+      </w:r>
+    </w:p>
+    <w:p>
+      <w:pPr>
+        <w:pStyle w:val="Heading1"/>
+      </w:pPr>
+      <w:r>
+        <w:t>4 Đọc các đoạn lệnh quan trọng</w:t>
       </w:r>
     </w:p>
     <w:p>
@@ -1014,7 +2303,7 @@
           <w:b/>
           <w:sz w:val="17"/>
         </w:rPr>
-        <w:t>Mã nguồn: src/main/resources/UI/assets/js/api.js · dòng 4–11</w:t>
+        <w:t>Mã nguồn: src/main/resources/UI/assets/js/api.js</w:t>
       </w:r>
     </w:p>
     <w:p>
@@ -1028,7 +2317,7 @@
           <w:color w:val="23344C"/>
           <w:sz w:val="16"/>
         </w:rPr>
-        <w:t xml:space="preserve">  4    async function layCsrf() {</w:t>
+        <w:t>async function layCsrf() {</w:t>
       </w:r>
     </w:p>
     <w:p>
@@ -1042,7 +2331,7 @@
           <w:color w:val="23344C"/>
           <w:sz w:val="16"/>
         </w:rPr>
-        <w:t xml:space="preserve">  5      const ph = await fetch("/api/csrf", {</w:t>
+        <w:t>const ph = await fetch("/api/csrf", {</w:t>
       </w:r>
     </w:p>
     <w:p>
@@ -1056,7 +2345,7 @@
           <w:color w:val="23344C"/>
           <w:sz w:val="16"/>
         </w:rPr>
-        <w:t xml:space="preserve">  6        credentials: "same-origin",</w:t>
+        <w:t>credentials: "same-origin",</w:t>
       </w:r>
     </w:p>
     <w:p>
@@ -1070,7 +2359,7 @@
           <w:color w:val="23344C"/>
           <w:sz w:val="16"/>
         </w:rPr>
-        <w:t xml:space="preserve">  7        headers: { Accept: "application/json" },</w:t>
+        <w:t>headers: { Accept: "application/json" },</w:t>
       </w:r>
     </w:p>
     <w:p>
@@ -1084,7 +2373,7 @@
           <w:color w:val="23344C"/>
           <w:sz w:val="16"/>
         </w:rPr>
-        <w:t xml:space="preserve">  8      });</w:t>
+        <w:t>});</w:t>
       </w:r>
     </w:p>
     <w:p>
@@ -1098,7 +2387,7 @@
           <w:color w:val="23344C"/>
           <w:sz w:val="16"/>
         </w:rPr>
-        <w:t xml:space="preserve">  9      if (!ph.ok) throw new Error("Không thể lấy token phiên. Vui lòng thử lại.");</w:t>
+        <w:t>if (!ph.ok) throw new Error("Không thể lấy token phiên. Vui lòng thử lại.");</w:t>
       </w:r>
     </w:p>
     <w:p>
@@ -1112,7 +2401,7 @@
           <w:color w:val="23344C"/>
           <w:sz w:val="16"/>
         </w:rPr>
-        <w:t xml:space="preserve"> 10      csrf = await ph.json();</w:t>
+        <w:t>csrf = await ph.json();</w:t>
       </w:r>
     </w:p>
     <w:p>
@@ -1126,7 +2415,7 @@
           <w:color w:val="23344C"/>
           <w:sz w:val="16"/>
         </w:rPr>
-        <w:t xml:space="preserve"> 11      return csrf;</w:t>
+        <w:t>return csrf;</w:t>
       </w:r>
     </w:p>
     <w:p>
@@ -1152,7 +2441,7 @@
           <w:b/>
           <w:sz w:val="17"/>
         </w:rPr>
-        <w:t>Mã nguồn: src/main/resources/UI/assets/js/api.js · dòng 13–27</w:t>
+        <w:t>Mã nguồn: src/main/resources/UI/assets/js/api.js</w:t>
       </w:r>
     </w:p>
     <w:p>
@@ -1166,7 +2455,7 @@
           <w:color w:val="23344C"/>
           <w:sz w:val="16"/>
         </w:rPr>
-        <w:t xml:space="preserve"> 13    async function goi(url, { method = "GET", body, form = false } = {}) {</w:t>
+        <w:t>async function goi(url, { method = "GET", body, form = false } = {}) {</w:t>
       </w:r>
     </w:p>
     <w:p>
@@ -1180,7 +2469,7 @@
           <w:color w:val="23344C"/>
           <w:sz w:val="16"/>
         </w:rPr>
-        <w:t xml:space="preserve"> 14      if (!/^\/api\//.test(url)) throw new Error("Đường dẫn API không hợp lệ.");</w:t>
+        <w:t>if (!/^\/api\//.test(url)) throw new Error("Đường dẫn API không hợp lệ.");</w:t>
       </w:r>
     </w:p>
     <w:p>
@@ -1194,7 +2483,7 @@
           <w:color w:val="23344C"/>
           <w:sz w:val="16"/>
         </w:rPr>
-        <w:t xml:space="preserve"> 15      const headers = { Accept: "application/json" };</w:t>
+        <w:t>const headers = { Accept: "application/json" };</w:t>
       </w:r>
     </w:p>
     <w:p>
@@ -1208,7 +2497,7 @@
           <w:color w:val="23344C"/>
           <w:sz w:val="16"/>
         </w:rPr>
-        <w:t xml:space="preserve"> 16      if (!["GET", "HEAD", "OPTIONS"].includes(method)) {</w:t>
+        <w:t>if (!["GET", "HEAD", "OPTIONS"].includes(method)) {</w:t>
       </w:r>
     </w:p>
     <w:p>
@@ -1222,7 +2511,7 @@
           <w:color w:val="23344C"/>
           <w:sz w:val="16"/>
         </w:rPr>
-        <w:t xml:space="preserve"> 17        const token = csrf || (await layCsrf());</w:t>
+        <w:t>const token = csrf || (await layCsrf());</w:t>
       </w:r>
     </w:p>
     <w:p>
@@ -1236,7 +2525,7 @@
           <w:color w:val="23344C"/>
           <w:sz w:val="16"/>
         </w:rPr>
-        <w:t xml:space="preserve"> 18        headers[token.headerName] = token.token;</w:t>
+        <w:t>headers[token.headerName] = token.token;</w:t>
       </w:r>
     </w:p>
     <w:p>
@@ -1250,7 +2539,7 @@
           <w:color w:val="23344C"/>
           <w:sz w:val="16"/>
         </w:rPr>
-        <w:t xml:space="preserve"> 19      }</w:t>
+        <w:t>}</w:t>
       </w:r>
     </w:p>
     <w:p>
@@ -1264,7 +2553,7 @@
           <w:color w:val="23344C"/>
           <w:sz w:val="16"/>
         </w:rPr>
-        <w:t xml:space="preserve"> 20      if (body !== undefined)</w:t>
+        <w:t>if (body !== undefined)</w:t>
       </w:r>
     </w:p>
     <w:p>
@@ -1278,7 +2567,7 @@
           <w:color w:val="23344C"/>
           <w:sz w:val="16"/>
         </w:rPr>
-        <w:t xml:space="preserve"> 21        headers["Content-Type"] = form ? "application/x-www-form-urlencoded" : "application/json";</w:t>
+        <w:t>headers["Content-Type"] = form ? "application/x-www-form-urlencoded" : "application/json";</w:t>
       </w:r>
     </w:p>
     <w:p>
@@ -1292,7 +2581,7 @@
           <w:color w:val="23344C"/>
           <w:sz w:val="16"/>
         </w:rPr>
-        <w:t xml:space="preserve"> 22      let ph;</w:t>
+        <w:t>let ph;</w:t>
       </w:r>
     </w:p>
     <w:p>
@@ -1306,7 +2595,7 @@
           <w:color w:val="23344C"/>
           <w:sz w:val="16"/>
         </w:rPr>
-        <w:t xml:space="preserve"> 23      try {</w:t>
+        <w:t>try {</w:t>
       </w:r>
     </w:p>
     <w:p>
@@ -1320,7 +2609,7 @@
           <w:color w:val="23344C"/>
           <w:sz w:val="16"/>
         </w:rPr>
-        <w:t xml:space="preserve"> 24        ph = await fetch(url, {</w:t>
+        <w:t>ph = await fetch(url, {</w:t>
       </w:r>
     </w:p>
     <w:p>
@@ -1334,7 +2623,7 @@
           <w:color w:val="23344C"/>
           <w:sz w:val="16"/>
         </w:rPr>
-        <w:t xml:space="preserve"> 25          method,</w:t>
+        <w:t>method,</w:t>
       </w:r>
     </w:p>
     <w:p>
@@ -1348,7 +2637,7 @@
           <w:color w:val="23344C"/>
           <w:sz w:val="16"/>
         </w:rPr>
-        <w:t xml:space="preserve"> 26          headers,</w:t>
+        <w:t>headers,</w:t>
       </w:r>
     </w:p>
     <w:p>
@@ -1362,7 +2651,7 @@
           <w:color w:val="23344C"/>
           <w:sz w:val="16"/>
         </w:rPr>
-        <w:t xml:space="preserve"> 27          credentials: "same-origin",</w:t>
+        <w:t>credentials: "same-origin",</w:t>
       </w:r>
     </w:p>
     <w:p>
@@ -1388,7 +2677,7 @@
           <w:b/>
           <w:sz w:val="17"/>
         </w:rPr>
-        <w:t>Mã nguồn: src/main/resources/UI/assets/js/api.js · dòng 59–67</w:t>
+        <w:t>Mã nguồn: src/main/resources/UI/assets/js/api.js</w:t>
       </w:r>
     </w:p>
     <w:p>
@@ -1402,7 +2691,7 @@
           <w:color w:val="23344C"/>
           <w:sz w:val="16"/>
         </w:rPr>
-        <w:t xml:space="preserve"> 59    async function dangNhap(email, password) {</w:t>
+        <w:t>async function dangNhap(email, password) {</w:t>
       </w:r>
     </w:p>
     <w:p>
@@ -1416,7 +2705,7 @@
           <w:color w:val="23344C"/>
           <w:sz w:val="16"/>
         </w:rPr>
-        <w:t xml:space="preserve"> 60      await goi("/api/auth/login", {</w:t>
+        <w:t>await goi("/api/auth/login", {</w:t>
       </w:r>
     </w:p>
     <w:p>
@@ -1430,7 +2719,7 @@
           <w:color w:val="23344C"/>
           <w:sz w:val="16"/>
         </w:rPr>
-        <w:t xml:space="preserve"> 61        method: "POST",</w:t>
+        <w:t>method: "POST",</w:t>
       </w:r>
     </w:p>
     <w:p>
@@ -1444,7 +2733,7 @@
           <w:color w:val="23344C"/>
           <w:sz w:val="16"/>
         </w:rPr>
-        <w:t xml:space="preserve"> 62        form: true,</w:t>
+        <w:t>form: true,</w:t>
       </w:r>
     </w:p>
     <w:p>
@@ -1458,7 +2747,7 @@
           <w:color w:val="23344C"/>
           <w:sz w:val="16"/>
         </w:rPr>
-        <w:t xml:space="preserve"> 63        body: { username: email, password },</w:t>
+        <w:t>body: { username: email, password },</w:t>
       </w:r>
     </w:p>
     <w:p>
@@ -1472,7 +2761,7 @@
           <w:color w:val="23344C"/>
           <w:sz w:val="16"/>
         </w:rPr>
-        <w:t xml:space="preserve"> 64      });</w:t>
+        <w:t>});</w:t>
       </w:r>
     </w:p>
     <w:p>
@@ -1486,7 +2775,7 @@
           <w:color w:val="23344C"/>
           <w:sz w:val="16"/>
         </w:rPr>
-        <w:t xml:space="preserve"> 65      csrf = undefined;</w:t>
+        <w:t>csrf = undefined;</w:t>
       </w:r>
     </w:p>
     <w:p>
@@ -1500,7 +2789,7 @@
           <w:color w:val="23344C"/>
           <w:sz w:val="16"/>
         </w:rPr>
-        <w:t xml:space="preserve"> 66      await layCsrf();</w:t>
+        <w:t>await layCsrf();</w:t>
       </w:r>
     </w:p>
     <w:p>
@@ -1514,7 +2803,7 @@
           <w:color w:val="23344C"/>
           <w:sz w:val="16"/>
         </w:rPr>
-        <w:t xml:space="preserve"> 67      return taiKhoan();</w:t>
+        <w:t>return taiKhoan();</w:t>
       </w:r>
     </w:p>
     <w:p>
@@ -1540,7 +2829,7 @@
           <w:b/>
           <w:sz w:val="17"/>
         </w:rPr>
-        <w:t>Mã nguồn: src/main/java/com/cinesnack/config/ApiSecurityConfig.java · dòng 18–42</w:t>
+        <w:t>Mã nguồn: src/main/java/com/cinesnack/account/config/ApiSecurityConfig.java</w:t>
       </w:r>
     </w:p>
     <w:p>
@@ -1554,7 +2843,7 @@
           <w:color w:val="23344C"/>
           <w:sz w:val="16"/>
         </w:rPr>
-        <w:t xml:space="preserve"> 18      @Bean</w:t>
+        <w:t>@Bean</w:t>
       </w:r>
     </w:p>
     <w:p>
@@ -1568,7 +2857,7 @@
           <w:color w:val="23344C"/>
           <w:sz w:val="16"/>
         </w:rPr>
-        <w:t xml:space="preserve"> 19      public PasswordEncoder boMaHoaMatKhau() {</w:t>
+        <w:t>public PasswordEncoder boMaHoaMatKhau() {</w:t>
       </w:r>
     </w:p>
     <w:p>
@@ -1582,7 +2871,7 @@
           <w:color w:val="23344C"/>
           <w:sz w:val="16"/>
         </w:rPr>
-        <w:t xml:space="preserve"> 20          return new BCryptPasswordEncoder(12);</w:t>
+        <w:t>return new BCryptPasswordEncoder(12);</w:t>
       </w:r>
     </w:p>
     <w:p>
@@ -1596,7 +2885,7 @@
           <w:color w:val="23344C"/>
           <w:sz w:val="16"/>
         </w:rPr>
-        <w:t xml:space="preserve"> 21      }</w:t>
+        <w:t>}</w:t>
       </w:r>
     </w:p>
     <w:p>
@@ -1610,7 +2899,6 @@
           <w:color w:val="23344C"/>
           <w:sz w:val="16"/>
         </w:rPr>
-        <w:t xml:space="preserve"> 22  </w:t>
       </w:r>
     </w:p>
     <w:p>
@@ -1624,7 +2912,7 @@
           <w:color w:val="23344C"/>
           <w:sz w:val="16"/>
         </w:rPr>
-        <w:t xml:space="preserve"> 23      @Bean</w:t>
+        <w:t>@Bean</w:t>
       </w:r>
     </w:p>
     <w:p>
@@ -1638,7 +2926,7 @@
           <w:color w:val="23344C"/>
           <w:sz w:val="16"/>
         </w:rPr>
-        <w:t xml:space="preserve"> 24      public UserDetailsService dichVuChiTietNguoiDung(UserRepository khoNguoiDung) {</w:t>
+        <w:t>public UserDetailsService dichVuChiTietNguoiDung(UserRepository khoNguoiDung) {</w:t>
       </w:r>
     </w:p>
     <w:p>
@@ -1652,7 +2940,7 @@
           <w:color w:val="23344C"/>
           <w:sz w:val="16"/>
         </w:rPr>
-        <w:t xml:space="preserve"> 25          return thuDienTu -&gt; {</w:t>
+        <w:t>return thuDienTu -&gt; {</w:t>
       </w:r>
     </w:p>
     <w:p>
@@ -1666,7 +2954,7 @@
           <w:color w:val="23344C"/>
           <w:sz w:val="16"/>
         </w:rPr>
-        <w:t xml:space="preserve"> 26              var taiKhoan = khoNguoiDung.timTheoThuDienTu(thuDienTu);</w:t>
+        <w:t>var taiKhoan = khoNguoiDung.timTheoThuDienTu(thuDienTu);</w:t>
       </w:r>
     </w:p>
     <w:p>
@@ -1680,7 +2968,7 @@
           <w:color w:val="23344C"/>
           <w:sz w:val="16"/>
         </w:rPr>
-        <w:t xml:space="preserve"> 27              if (</w:t>
+        <w:t>if (</w:t>
       </w:r>
     </w:p>
     <w:p>
@@ -1694,7 +2982,7 @@
           <w:color w:val="23344C"/>
           <w:sz w:val="16"/>
         </w:rPr>
-        <w:t xml:space="preserve"> 28                  taiKhoan == null ||</w:t>
+        <w:t>taiKhoan == null ||</w:t>
       </w:r>
     </w:p>
     <w:p>
@@ -1708,7 +2996,7 @@
           <w:color w:val="23344C"/>
           <w:sz w:val="16"/>
         </w:rPr>
-        <w:t xml:space="preserve"> 29                  !Set.of("KHACH_HANG", "NHAN_VIEN", "QUAN_TRI").contains(taiKhoan.vaiTro())</w:t>
+        <w:t>!Set.of("KHACH_HANG", "NHAN_VIEN", "QUAN_TRI").contains(taiKhoan.vaiTro())</w:t>
       </w:r>
     </w:p>
     <w:p>
@@ -1722,7 +3010,7 @@
           <w:color w:val="23344C"/>
           <w:sz w:val="16"/>
         </w:rPr>
-        <w:t xml:space="preserve"> 30              ) {</w:t>
+        <w:t>) {</w:t>
       </w:r>
     </w:p>
     <w:p>
@@ -1736,7 +3024,7 @@
           <w:color w:val="23344C"/>
           <w:sz w:val="16"/>
         </w:rPr>
-        <w:t xml:space="preserve"> 31                  throw new UsernameNotFoundException("Tài khoản không hợp lệ");</w:t>
+        <w:t>throw new UsernameNotFoundException("Tài khoản không hợp lệ");</w:t>
       </w:r>
     </w:p>
     <w:p>
@@ -1750,7 +3038,7 @@
           <w:color w:val="23344C"/>
           <w:sz w:val="16"/>
         </w:rPr>
-        <w:t xml:space="preserve"> 32              }</w:t>
+        <w:t>}</w:t>
       </w:r>
     </w:p>
     <w:p>
@@ -1764,7 +3052,7 @@
           <w:color w:val="23344C"/>
           <w:sz w:val="16"/>
         </w:rPr>
-        <w:t xml:space="preserve"> 33              return User.withUsername(taiKhoan.thuDienTu())</w:t>
+        <w:t>return User.withUsername(taiKhoan.thuDienTu())</w:t>
       </w:r>
     </w:p>
     <w:p>
@@ -1778,7 +3066,7 @@
           <w:color w:val="23344C"/>
           <w:sz w:val="16"/>
         </w:rPr>
-        <w:t xml:space="preserve"> 34                  .password(taiKhoan.matKhauHash())</w:t>
+        <w:t>.password(taiKhoan.matKhauHash())</w:t>
       </w:r>
     </w:p>
     <w:p>
@@ -1792,7 +3080,7 @@
           <w:color w:val="23344C"/>
           <w:sz w:val="16"/>
         </w:rPr>
-        <w:t xml:space="preserve"> 35                  .roles(taiKhoan.vaiTro())</w:t>
+        <w:t>.roles(taiKhoan.vaiTro())</w:t>
       </w:r>
     </w:p>
     <w:p>
@@ -1806,7 +3094,7 @@
           <w:color w:val="23344C"/>
           <w:sz w:val="16"/>
         </w:rPr>
-        <w:t xml:space="preserve"> 36                  .disabled(!"HOAT_DONG".equals(taiKhoan.trangThai()))</w:t>
+        <w:t>.disabled(!"HOAT_DONG".equals(taiKhoan.trangThai()))</w:t>
       </w:r>
     </w:p>
     <w:p>
@@ -1820,7 +3108,7 @@
           <w:color w:val="23344C"/>
           <w:sz w:val="16"/>
         </w:rPr>
-        <w:t xml:space="preserve"> 37                  .build();</w:t>
+        <w:t>.build();</w:t>
       </w:r>
     </w:p>
     <w:p>
@@ -1834,7 +3122,7 @@
           <w:color w:val="23344C"/>
           <w:sz w:val="16"/>
         </w:rPr>
-        <w:t xml:space="preserve"> 38          };</w:t>
+        <w:t>};</w:t>
       </w:r>
     </w:p>
     <w:p>
@@ -1848,7 +3136,7 @@
           <w:color w:val="23344C"/>
           <w:sz w:val="16"/>
         </w:rPr>
-        <w:t xml:space="preserve"> 39      }</w:t>
+        <w:t>}</w:t>
       </w:r>
     </w:p>
     <w:p>
@@ -1862,7 +3150,6 @@
           <w:color w:val="23344C"/>
           <w:sz w:val="16"/>
         </w:rPr>
-        <w:t xml:space="preserve"> 40  </w:t>
       </w:r>
     </w:p>
     <w:p>
@@ -1876,7 +3163,7 @@
           <w:color w:val="23344C"/>
           <w:sz w:val="16"/>
         </w:rPr>
-        <w:t xml:space="preserve"> 41      @Bean</w:t>
+        <w:t>@Bean</w:t>
       </w:r>
     </w:p>
     <w:p>
@@ -1890,7 +3177,7 @@
           <w:color w:val="23344C"/>
           <w:sz w:val="16"/>
         </w:rPr>
-        <w:t xml:space="preserve"> 42      public SecurityFilterChain baoMatApi(HttpSecurity baoMatHttp) throws Exception {</w:t>
+        <w:t>public SecurityFilterChain baoMatApi(HttpSecurity baoMatHttp) throws Exception {</w:t>
       </w:r>
     </w:p>
     <w:p>
@@ -1916,7 +3203,7 @@
           <w:b/>
           <w:sz w:val="17"/>
         </w:rPr>
-        <w:t>Mã nguồn: src/main/java/com/cinesnack/config/ApiSecurityConfig.java · dòng 66–85</w:t>
+        <w:t>Mã nguồn: src/main/java/com/cinesnack/account/config/ApiSecurityConfig.java</w:t>
       </w:r>
     </w:p>
     <w:p>
@@ -1930,7 +3217,7 @@
           <w:color w:val="23344C"/>
           <w:sz w:val="16"/>
         </w:rPr>
-        <w:t xml:space="preserve"> 66                          .hasRole("QUAN_TRI")</w:t>
+        <w:t>.hasRole("QUAN_TRI")</w:t>
       </w:r>
     </w:p>
     <w:p>
@@ -1944,7 +3231,7 @@
           <w:color w:val="23344C"/>
           <w:sz w:val="16"/>
         </w:rPr>
-        <w:t xml:space="preserve"> 67                          .requestMatchers("/api/guest/orders", "/api/guest/orders/**")</w:t>
+        <w:t>.requestMatchers("/api/guest/orders", "/api/guest/orders/**")</w:t>
       </w:r>
     </w:p>
     <w:p>
@@ -1958,7 +3245,7 @@
           <w:color w:val="23344C"/>
           <w:sz w:val="16"/>
         </w:rPr>
-        <w:t xml:space="preserve"> 68                          .permitAll()</w:t>
+        <w:t>.permitAll()</w:t>
       </w:r>
     </w:p>
     <w:p>
@@ -1972,7 +3259,7 @@
           <w:color w:val="23344C"/>
           <w:sz w:val="16"/>
         </w:rPr>
-        <w:t xml:space="preserve"> 69                          .requestMatchers(HttpMethod.POST, "/api/admin/orders")</w:t>
+        <w:t>.requestMatchers(HttpMethod.POST, "/api/admin/orders")</w:t>
       </w:r>
     </w:p>
     <w:p>
@@ -1986,7 +3273,7 @@
           <w:color w:val="23344C"/>
           <w:sz w:val="16"/>
         </w:rPr>
-        <w:t xml:space="preserve"> 70                          .hasRole("NHAN_VIEN")</w:t>
+        <w:t>.hasRole("NHAN_VIEN")</w:t>
       </w:r>
     </w:p>
     <w:p>
@@ -2000,7 +3287,7 @@
           <w:color w:val="23344C"/>
           <w:sz w:val="16"/>
         </w:rPr>
-        <w:t xml:space="preserve"> 71                          .requestMatchers("/api/admin/**")</w:t>
+        <w:t>.requestMatchers("/api/admin/**")</w:t>
       </w:r>
     </w:p>
     <w:p>
@@ -2014,7 +3301,7 @@
           <w:color w:val="23344C"/>
           <w:sz w:val="16"/>
         </w:rPr>
-        <w:t xml:space="preserve"> 72                          .hasAnyRole("NHAN_VIEN", "QUAN_TRI")</w:t>
+        <w:t>.hasAnyRole("NHAN_VIEN", "QUAN_TRI")</w:t>
       </w:r>
     </w:p>
     <w:p>
@@ -2028,7 +3315,7 @@
           <w:color w:val="23344C"/>
           <w:sz w:val="16"/>
         </w:rPr>
-        <w:t xml:space="preserve"> 73                          .requestMatchers(HttpMethod.POST, "/api/orders/*/payments/cash")</w:t>
+        <w:t>.requestMatchers(HttpMethod.POST, "/api/orders/*/payments/cash")</w:t>
       </w:r>
     </w:p>
     <w:p>
@@ -2042,7 +3329,7 @@
           <w:color w:val="23344C"/>
           <w:sz w:val="16"/>
         </w:rPr>
-        <w:t xml:space="preserve"> 74                          .hasAnyRole("NHAN_VIEN", "QUAN_TRI")</w:t>
+        <w:t>.hasAnyRole("NHAN_VIEN", "QUAN_TRI")</w:t>
       </w:r>
     </w:p>
     <w:p>
@@ -2056,7 +3343,7 @@
           <w:color w:val="23344C"/>
           <w:sz w:val="16"/>
         </w:rPr>
-        <w:t xml:space="preserve"> 75                          .requestMatchers(HttpMethod.POST, "/api/orders/*/payments/transfer")</w:t>
+        <w:t>.requestMatchers(HttpMethod.POST, "/api/orders/*/payments/transfer")</w:t>
       </w:r>
     </w:p>
     <w:p>
@@ -2070,7 +3357,7 @@
           <w:color w:val="23344C"/>
           <w:sz w:val="16"/>
         </w:rPr>
-        <w:t xml:space="preserve"> 76                          .hasAnyRole("NHAN_VIEN", "QUAN_TRI")</w:t>
+        <w:t>.hasAnyRole("NHAN_VIEN", "QUAN_TRI")</w:t>
       </w:r>
     </w:p>
     <w:p>
@@ -2084,7 +3371,7 @@
           <w:color w:val="23344C"/>
           <w:sz w:val="16"/>
         </w:rPr>
-        <w:t xml:space="preserve"> 77                          .anyRequest()</w:t>
+        <w:t>.anyRequest()</w:t>
       </w:r>
     </w:p>
     <w:p>
@@ -2098,7 +3385,7 @@
           <w:color w:val="23344C"/>
           <w:sz w:val="16"/>
         </w:rPr>
-        <w:t xml:space="preserve"> 78                          .authenticated()</w:t>
+        <w:t>.authenticated()</w:t>
       </w:r>
     </w:p>
     <w:p>
@@ -2112,7 +3399,7 @@
           <w:color w:val="23344C"/>
           <w:sz w:val="16"/>
         </w:rPr>
-        <w:t xml:space="preserve"> 79                  )</w:t>
+        <w:t>)</w:t>
       </w:r>
     </w:p>
     <w:p>
@@ -2126,7 +3413,7 @@
           <w:color w:val="23344C"/>
           <w:sz w:val="16"/>
         </w:rPr>
-        <w:t xml:space="preserve"> 80                  .formLogin(dangNhap -&gt;</w:t>
+        <w:t>.formLogin(dangNhap -&gt;</w:t>
       </w:r>
     </w:p>
     <w:p>
@@ -2140,7 +3427,7 @@
           <w:color w:val="23344C"/>
           <w:sz w:val="16"/>
         </w:rPr>
-        <w:t xml:space="preserve"> 81                      dangNhap</w:t>
+        <w:t>dangNhap</w:t>
       </w:r>
     </w:p>
     <w:p>
@@ -2154,7 +3441,7 @@
           <w:color w:val="23344C"/>
           <w:sz w:val="16"/>
         </w:rPr>
-        <w:t xml:space="preserve"> 82                          .loginProcessingUrl("/api/auth/login")</w:t>
+        <w:t>.loginProcessingUrl("/api/auth/login")</w:t>
       </w:r>
     </w:p>
     <w:p>
@@ -2168,7 +3455,7 @@
           <w:color w:val="23344C"/>
           <w:sz w:val="16"/>
         </w:rPr>
-        <w:t xml:space="preserve"> 83                          .successHandler((req, res, auth) -&gt; res.setStatus(204))</w:t>
+        <w:t>.successHandler((req, res, auth) -&gt; res.setStatus(204))</w:t>
       </w:r>
     </w:p>
     <w:p>
@@ -2182,7 +3469,7 @@
           <w:color w:val="23344C"/>
           <w:sz w:val="16"/>
         </w:rPr>
-        <w:t xml:space="preserve"> 84                          .failureHandler((req, res, error) -&gt; res.sendError(401))</w:t>
+        <w:t>.failureHandler((req, res, error) -&gt; res.sendError(401))</w:t>
       </w:r>
     </w:p>
     <w:p>
@@ -2196,7 +3483,7 @@
           <w:color w:val="23344C"/>
           <w:sz w:val="16"/>
         </w:rPr>
-        <w:t xml:space="preserve"> 85                  )</w:t>
+        <w:t>)</w:t>
       </w:r>
     </w:p>
     <w:p>
@@ -2222,7 +3509,7 @@
           <w:b/>
           <w:sz w:val="17"/>
         </w:rPr>
-        <w:t>Mã nguồn: src/main/java/com/cinesnack/repository/UserRepository.java · dòng 18–34</w:t>
+        <w:t>Mã nguồn: src/main/java/com/cinesnack/account/repository/UserRepository.java</w:t>
       </w:r>
     </w:p>
     <w:p>
@@ -2236,7 +3523,7 @@
           <w:color w:val="23344C"/>
           <w:sz w:val="16"/>
         </w:rPr>
-        <w:t xml:space="preserve"> 18              """</w:t>
+        <w:t>"""</w:t>
       </w:r>
     </w:p>
     <w:p>
@@ -2250,7 +3537,7 @@
           <w:color w:val="23344C"/>
           <w:sz w:val="16"/>
         </w:rPr>
-        <w:t xml:space="preserve"> 19              SELECT nguoi_dung_id, email, mat_khau_hash, vai_tro, trang_thai</w:t>
+        <w:t>SELECT nguoi_dung_id, email, mat_khau_hash, vai_tro, trang_thai</w:t>
       </w:r>
     </w:p>
     <w:p>
@@ -2264,7 +3551,7 @@
           <w:color w:val="23344C"/>
           <w:sz w:val="16"/>
         </w:rPr>
-        <w:t xml:space="preserve"> 20              FROM NGUOI_DUNG WHERE email = ?</w:t>
+        <w:t>FROM NGUOI_DUNG WHERE email = ?</w:t>
       </w:r>
     </w:p>
     <w:p>
@@ -2278,7 +3565,7 @@
           <w:color w:val="23344C"/>
           <w:sz w:val="16"/>
         </w:rPr>
-        <w:t xml:space="preserve"> 21              """,</w:t>
+        <w:t>""",</w:t>
       </w:r>
     </w:p>
     <w:p>
@@ -2292,7 +3579,7 @@
           <w:color w:val="23344C"/>
           <w:sz w:val="16"/>
         </w:rPr>
-        <w:t xml:space="preserve"> 22              (dong, viTri) -&gt;</w:t>
+        <w:t>(dong, viTri) -&gt;</w:t>
       </w:r>
     </w:p>
     <w:p>
@@ -2306,7 +3593,7 @@
           <w:color w:val="23344C"/>
           <w:sz w:val="16"/>
         </w:rPr>
-        <w:t xml:space="preserve"> 23                  new User(</w:t>
+        <w:t>new User(</w:t>
       </w:r>
     </w:p>
     <w:p>
@@ -2320,7 +3607,7 @@
           <w:color w:val="23344C"/>
           <w:sz w:val="16"/>
         </w:rPr>
-        <w:t xml:space="preserve"> 24                      dong.getLong("nguoi_dung_id"),</w:t>
+        <w:t>dong.getLong("nguoi_dung_id"),</w:t>
       </w:r>
     </w:p>
     <w:p>
@@ -2334,7 +3621,7 @@
           <w:color w:val="23344C"/>
           <w:sz w:val="16"/>
         </w:rPr>
-        <w:t xml:space="preserve"> 25                      dong.getString("email"),</w:t>
+        <w:t>dong.getString("email"),</w:t>
       </w:r>
     </w:p>
     <w:p>
@@ -2348,7 +3635,7 @@
           <w:color w:val="23344C"/>
           <w:sz w:val="16"/>
         </w:rPr>
-        <w:t xml:space="preserve"> 26                      dong.getString("mat_khau_hash"),</w:t>
+        <w:t>dong.getString("mat_khau_hash"),</w:t>
       </w:r>
     </w:p>
     <w:p>
@@ -2362,7 +3649,7 @@
           <w:color w:val="23344C"/>
           <w:sz w:val="16"/>
         </w:rPr>
-        <w:t xml:space="preserve"> 27                      dong.getString("vai_tro"),</w:t>
+        <w:t>dong.getString("vai_tro"),</w:t>
       </w:r>
     </w:p>
     <w:p>
@@ -2376,7 +3663,7 @@
           <w:color w:val="23344C"/>
           <w:sz w:val="16"/>
         </w:rPr>
-        <w:t xml:space="preserve"> 28                      dong.getString("trang_thai")</w:t>
+        <w:t>dong.getString("trang_thai")</w:t>
       </w:r>
     </w:p>
     <w:p>
@@ -2390,7 +3677,7 @@
           <w:color w:val="23344C"/>
           <w:sz w:val="16"/>
         </w:rPr>
-        <w:t xml:space="preserve"> 29                  ),</w:t>
+        <w:t>),</w:t>
       </w:r>
     </w:p>
     <w:p>
@@ -2404,7 +3691,7 @@
           <w:color w:val="23344C"/>
           <w:sz w:val="16"/>
         </w:rPr>
-        <w:t xml:space="preserve"> 30              thuDienTu</w:t>
+        <w:t>thuDienTu</w:t>
       </w:r>
     </w:p>
     <w:p>
@@ -2418,7 +3705,7 @@
           <w:color w:val="23344C"/>
           <w:sz w:val="16"/>
         </w:rPr>
-        <w:t xml:space="preserve"> 31          );</w:t>
+        <w:t>);</w:t>
       </w:r>
     </w:p>
     <w:p>
@@ -2432,7 +3719,7 @@
           <w:color w:val="23344C"/>
           <w:sz w:val="16"/>
         </w:rPr>
-        <w:t xml:space="preserve"> 32          return dsNguoiDung.isEmpty() ? null : dsNguoiDung.get(0);</w:t>
+        <w:t>return dsNguoiDung.isEmpty() ? null : dsNguoiDung.get(0);</w:t>
       </w:r>
     </w:p>
     <w:p>
@@ -2446,7 +3733,7 @@
           <w:color w:val="23344C"/>
           <w:sz w:val="16"/>
         </w:rPr>
-        <w:t xml:space="preserve"> 33      }</w:t>
+        <w:t>}</w:t>
       </w:r>
     </w:p>
     <w:p>
@@ -2460,7 +3747,7 @@
           <w:color w:val="23344C"/>
           <w:sz w:val="16"/>
         </w:rPr>
-        <w:t xml:space="preserve"> 34  }</w:t>
+        <w:t>}</w:t>
       </w:r>
     </w:p>
     <w:p>
@@ -2486,7 +3773,7 @@
           <w:b/>
           <w:sz w:val="17"/>
         </w:rPr>
-        <w:t>Mã nguồn: src/main/java/com/cinesnack/controller/UserController.java · dòng 17–21</w:t>
+        <w:t>Mã nguồn: src/main/java/com/cinesnack/account/controller/UserController.java</w:t>
       </w:r>
     </w:p>
     <w:p>
@@ -2500,7 +3787,7 @@
           <w:color w:val="23344C"/>
           <w:sz w:val="16"/>
         </w:rPr>
-        <w:t xml:space="preserve"> 17      @GetMapping("/api/auth/me")</w:t>
+        <w:t>@GetMapping("/api/auth/me")</w:t>
       </w:r>
     </w:p>
     <w:p>
@@ -2514,7 +3801,7 @@
           <w:color w:val="23344C"/>
           <w:sz w:val="16"/>
         </w:rPr>
-        <w:t xml:space="preserve"> 18      public Map&lt;String, Object&gt; layTaiKhoan(Principal principal) {</w:t>
+        <w:t>public Map&lt;String, Object&gt; layTaiKhoan(Principal principal) {</w:t>
       </w:r>
     </w:p>
     <w:p>
@@ -2528,7 +3815,7 @@
           <w:color w:val="23344C"/>
           <w:sz w:val="16"/>
         </w:rPr>
-        <w:t xml:space="preserve"> 19          var u = nguoiDung.layTaiKhoanHoatDong(principal.getName());</w:t>
+        <w:t>var u = nguoiDung.layTaiKhoanHoatDong(principal.getName());</w:t>
       </w:r>
     </w:p>
     <w:p>
@@ -2542,7 +3829,7 @@
           <w:color w:val="23344C"/>
           <w:sz w:val="16"/>
         </w:rPr>
-        <w:t xml:space="preserve"> 20          return Map.of("id", u.maSo(), "email", u.thuDienTu(), "role", u.vaiTro());</w:t>
+        <w:t>return Map.of("id", u.maSo(), "email", u.thuDienTu(), "role", u.vaiTro());</w:t>
       </w:r>
     </w:p>
     <w:p>
@@ -2556,7 +3843,7 @@
           <w:color w:val="23344C"/>
           <w:sz w:val="16"/>
         </w:rPr>
-        <w:t xml:space="preserve"> 21      }</w:t>
+        <w:t>}</w:t>
       </w:r>
     </w:p>
     <w:p>
@@ -2582,7 +3869,7 @@
           <w:b/>
           <w:sz w:val="17"/>
         </w:rPr>
-        <w:t>Mã nguồn: src/main/java/com/cinesnack/service/UserService.java · dòng 27–39</w:t>
+        <w:t>Mã nguồn: src/main/java/com/cinesnack/account/service/UserService.java</w:t>
       </w:r>
     </w:p>
     <w:p>
@@ -2596,7 +3883,7 @@
           <w:color w:val="23344C"/>
           <w:sz w:val="16"/>
         </w:rPr>
-        <w:t xml:space="preserve"> 27      public void kiemTraQuyenTruyCapDon(User nguoiDung, Order donHang) {</w:t>
+        <w:t>public void kiemTraQuyenTruyCapDon(User nguoiDung, Order donHang) {</w:t>
       </w:r>
     </w:p>
     <w:p>
@@ -2610,7 +3897,7 @@
           <w:color w:val="23344C"/>
           <w:sz w:val="16"/>
         </w:rPr>
-        <w:t xml:space="preserve"> 28          if (donHang == null) throw new ResponseStatusException(</w:t>
+        <w:t>if (donHang == null) throw new ResponseStatusException(</w:t>
       </w:r>
     </w:p>
     <w:p>
@@ -2624,7 +3911,7 @@
           <w:color w:val="23344C"/>
           <w:sz w:val="16"/>
         </w:rPr>
-        <w:t xml:space="preserve"> 29              HttpStatus.NOT_FOUND,</w:t>
+        <w:t>HttpStatus.NOT_FOUND,</w:t>
       </w:r>
     </w:p>
     <w:p>
@@ -2638,7 +3925,7 @@
           <w:color w:val="23344C"/>
           <w:sz w:val="16"/>
         </w:rPr>
-        <w:t xml:space="preserve"> 30              "Không tìm thấy đơn hàng"</w:t>
+        <w:t>"Không tìm thấy đơn hàng"</w:t>
       </w:r>
     </w:p>
     <w:p>
@@ -2652,7 +3939,7 @@
           <w:color w:val="23344C"/>
           <w:sz w:val="16"/>
         </w:rPr>
-        <w:t xml:space="preserve"> 31          );</w:t>
+        <w:t>);</w:t>
       </w:r>
     </w:p>
     <w:p>
@@ -2666,7 +3953,7 @@
           <w:color w:val="23344C"/>
           <w:sz w:val="16"/>
         </w:rPr>
-        <w:t xml:space="preserve"> 32          if (</w:t>
+        <w:t>if (</w:t>
       </w:r>
     </w:p>
     <w:p>
@@ -2680,7 +3967,7 @@
           <w:color w:val="23344C"/>
           <w:sz w:val="16"/>
         </w:rPr>
-        <w:t xml:space="preserve"> 33              !nguoiDung.laNhanVien() &amp;&amp; !Long.valueOf(nguoiDung.maSo()).equals(donHang.maNguoiDung())</w:t>
+        <w:t>!nguoiDung.laNhanVien() &amp;&amp; !Long.valueOf(nguoiDung.maSo()).equals(donHang.maNguoiDung())</w:t>
       </w:r>
     </w:p>
     <w:p>
@@ -2694,7 +3981,7 @@
           <w:color w:val="23344C"/>
           <w:sz w:val="16"/>
         </w:rPr>
-        <w:t xml:space="preserve"> 34          ) {</w:t>
+        <w:t>) {</w:t>
       </w:r>
     </w:p>
     <w:p>
@@ -2708,7 +3995,7 @@
           <w:color w:val="23344C"/>
           <w:sz w:val="16"/>
         </w:rPr>
-        <w:t xml:space="preserve"> 35              throw new ResponseStatusException(</w:t>
+        <w:t>throw new ResponseStatusException(</w:t>
       </w:r>
     </w:p>
     <w:p>
@@ -2722,7 +4009,7 @@
           <w:color w:val="23344C"/>
           <w:sz w:val="16"/>
         </w:rPr>
-        <w:t xml:space="preserve"> 36                  HttpStatus.FORBIDDEN,</w:t>
+        <w:t>HttpStatus.FORBIDDEN,</w:t>
       </w:r>
     </w:p>
     <w:p>
@@ -2736,7 +4023,7 @@
           <w:color w:val="23344C"/>
           <w:sz w:val="16"/>
         </w:rPr>
-        <w:t xml:space="preserve"> 37                  "Bạn không có quyền truy cập đơn hàng này"</w:t>
+        <w:t>"Bạn không có quyền truy cập đơn hàng này"</w:t>
       </w:r>
     </w:p>
     <w:p>
@@ -2750,7 +4037,7 @@
           <w:color w:val="23344C"/>
           <w:sz w:val="16"/>
         </w:rPr>
-        <w:t xml:space="preserve"> 38              );</w:t>
+        <w:t>);</w:t>
       </w:r>
     </w:p>
     <w:p>
@@ -2764,7 +4051,7 @@
           <w:color w:val="23344C"/>
           <w:sz w:val="16"/>
         </w:rPr>
-        <w:t xml:space="preserve"> 39          }</w:t>
+        <w:t>}</w:t>
       </w:r>
     </w:p>
     <w:p>
@@ -2790,7 +4077,7 @@
           <w:b/>
           <w:sz w:val="17"/>
         </w:rPr>
-        <w:t>Mã nguồn: src/main/resources/UI/assets/js/authentication.js · dòng 89–96</w:t>
+        <w:t>Mã nguồn: src/main/resources/UI/assets/js/authentication.js</w:t>
       </w:r>
     </w:p>
     <w:p>
@@ -2804,7 +4091,7 @@
           <w:color w:val="23344C"/>
           <w:sz w:val="16"/>
         </w:rPr>
-        <w:t xml:space="preserve"> 89    function destination(account) {</w:t>
+        <w:t>function destination(account) {</w:t>
       </w:r>
     </w:p>
     <w:p>
@@ -2818,7 +4105,7 @@
           <w:color w:val="23344C"/>
           <w:sz w:val="16"/>
         </w:rPr>
-        <w:t xml:space="preserve"> 90      const worker = ["NHAN_VIEN", "QUAN_TRI"].includes(account.role);</w:t>
+        <w:t>const worker = ["NHAN_VIEN", "QUAN_TRI"].includes(account.role);</w:t>
       </w:r>
     </w:p>
     <w:p>
@@ -2832,7 +4119,7 @@
           <w:color w:val="23344C"/>
           <w:sz w:val="16"/>
         </w:rPr>
-        <w:t xml:space="preserve"> 91      const fallback = worker ? "admin.html" : "orders.html";</w:t>
+        <w:t>const fallback = worker ? "admin.html" : "orders.html";</w:t>
       </w:r>
     </w:p>
     <w:p>
@@ -2846,7 +4133,7 @@
           <w:color w:val="23344C"/>
           <w:sz w:val="16"/>
         </w:rPr>
-        <w:t xml:space="preserve"> 92      if (!url) return fallback;</w:t>
+        <w:t>if (!url) return fallback;</w:t>
       </w:r>
     </w:p>
     <w:p>
@@ -2860,7 +4147,7 @@
           <w:color w:val="23344C"/>
           <w:sz w:val="16"/>
         </w:rPr>
-        <w:t xml:space="preserve"> 93      const allowed =</w:t>
+        <w:t>const allowed =</w:t>
       </w:r>
     </w:p>
     <w:p>
@@ -2874,7 +4161,7 @@
           <w:color w:val="23344C"/>
           <w:sz w:val="16"/>
         </w:rPr>
-        <w:t xml:space="preserve"> 94        (account.role === "NHAN_VIEN" &amp;&amp; /^\/html\/(admin|booking|checkout)\.html$/.test(url.pathname)) ||</w:t>
+        <w:t>(account.role === "NHAN_VIEN" &amp;&amp; /^\/html\/(admin|booking|checkout)\.html$/.test(url.pathname)) ||</w:t>
       </w:r>
     </w:p>
     <w:p>
@@ -2888,7 +4175,7 @@
           <w:color w:val="23344C"/>
           <w:sz w:val="16"/>
         </w:rPr>
-        <w:t xml:space="preserve"> 95        (account.role === "QUAN_TRI" &amp;&amp; url.pathname === "/html/admin.html") ||</w:t>
+        <w:t>(account.role === "QUAN_TRI" &amp;&amp; url.pathname === "/html/admin.html") ||</w:t>
       </w:r>
     </w:p>
     <w:p>
@@ -2902,7 +4189,7 @@
           <w:color w:val="23344C"/>
           <w:sz w:val="16"/>
         </w:rPr>
-        <w:t xml:space="preserve"> 96        (!worker &amp;&amp; /^\/html\/(booking|checkout|orders|movies|index)\.html$/.test(url.pathname));</w:t>
+        <w:t>(!worker &amp;&amp; /^\/html\/(booking|checkout|orders|movies|index)\.html$/.test(url.pathname));</w:t>
       </w:r>
     </w:p>
     <w:p>
@@ -2928,7 +4215,7 @@
           <w:b/>
           <w:sz w:val="17"/>
         </w:rPr>
-        <w:t>Mã nguồn: src/main/java/com/cinesnack/security/GuestOrderAccess.java · dòng 18–37</w:t>
+        <w:t>Mã nguồn: src/main/java/com/cinesnack/booking/security/GuestOrderAccess.java</w:t>
       </w:r>
     </w:p>
     <w:p>
@@ -2942,7 +4229,7 @@
           <w:color w:val="23344C"/>
           <w:sz w:val="16"/>
         </w:rPr>
-        <w:t xml:space="preserve"> 18          }</w:t>
+        <w:t>}</w:t>
       </w:r>
     </w:p>
     <w:p>
@@ -2956,7 +4243,7 @@
           <w:color w:val="23344C"/>
           <w:sz w:val="16"/>
         </w:rPr>
-        <w:t xml:space="preserve"> 19          synchronized (session) {</w:t>
+        <w:t>synchronized (session) {</w:t>
       </w:r>
     </w:p>
     <w:p>
@@ -2970,7 +4257,7 @@
           <w:color w:val="23344C"/>
           <w:sz w:val="16"/>
         </w:rPr>
-        <w:t xml:space="preserve"> 20              @SuppressWarnings("unchecked")</w:t>
+        <w:t>@SuppressWarnings("unchecked")</w:t>
       </w:r>
     </w:p>
     <w:p>
@@ -2984,7 +4271,7 @@
           <w:color w:val="23344C"/>
           <w:sz w:val="16"/>
         </w:rPr>
-        <w:t xml:space="preserve"> 21              Set&lt;String&gt; maDon = (Set&lt;String&gt;) session.getAttribute(SESSION_KEY);</w:t>
+        <w:t>Set&lt;String&gt; maDon = (Set&lt;String&gt;) session.getAttribute(SESSION_KEY);</w:t>
       </w:r>
     </w:p>
     <w:p>
@@ -2998,7 +4285,7 @@
           <w:color w:val="23344C"/>
           <w:sz w:val="16"/>
         </w:rPr>
-        <w:t xml:space="preserve"> 22              if (maDon == null) {</w:t>
+        <w:t>if (maDon == null) {</w:t>
       </w:r>
     </w:p>
     <w:p>
@@ -3012,7 +4299,7 @@
           <w:color w:val="23344C"/>
           <w:sz w:val="16"/>
         </w:rPr>
-        <w:t xml:space="preserve"> 23                  maDon = new LinkedHashSet&lt;&gt;();</w:t>
+        <w:t>maDon = new LinkedHashSet&lt;&gt;();</w:t>
       </w:r>
     </w:p>
     <w:p>
@@ -3026,7 +4313,7 @@
           <w:color w:val="23344C"/>
           <w:sz w:val="16"/>
         </w:rPr>
-        <w:t xml:space="preserve"> 24                  session.setAttribute(SESSION_KEY, maDon);</w:t>
+        <w:t>session.setAttribute(SESSION_KEY, maDon);</w:t>
       </w:r>
     </w:p>
     <w:p>
@@ -3040,7 +4327,7 @@
           <w:color w:val="23344C"/>
           <w:sz w:val="16"/>
         </w:rPr>
-        <w:t xml:space="preserve"> 25              }</w:t>
+        <w:t>}</w:t>
       </w:r>
     </w:p>
     <w:p>
@@ -3054,7 +4341,7 @@
           <w:color w:val="23344C"/>
           <w:sz w:val="16"/>
         </w:rPr>
-        <w:t xml:space="preserve"> 26              maDon.add(donHang.ma());</w:t>
+        <w:t>maDon.add(donHang.ma());</w:t>
       </w:r>
     </w:p>
     <w:p>
@@ -3068,7 +4355,7 @@
           <w:color w:val="23344C"/>
           <w:sz w:val="16"/>
         </w:rPr>
-        <w:t xml:space="preserve"> 27              while (maDon.size() &gt; MAX_GUEST_ORDERS_PER_SESSION) {</w:t>
+        <w:t>while (maDon.size() &gt; MAX_GUEST_ORDERS_PER_SESSION) {</w:t>
       </w:r>
     </w:p>
     <w:p>
@@ -3082,7 +4369,7 @@
           <w:color w:val="23344C"/>
           <w:sz w:val="16"/>
         </w:rPr>
-        <w:t xml:space="preserve"> 28                  maDon.remove(maDon.iterator().next());</w:t>
+        <w:t>maDon.remove(maDon.iterator().next());</w:t>
       </w:r>
     </w:p>
     <w:p>
@@ -3096,7 +4383,7 @@
           <w:color w:val="23344C"/>
           <w:sz w:val="16"/>
         </w:rPr>
-        <w:t xml:space="preserve"> 29              }</w:t>
+        <w:t>}</w:t>
       </w:r>
     </w:p>
     <w:p>
@@ -3110,7 +4397,7 @@
           <w:color w:val="23344C"/>
           <w:sz w:val="16"/>
         </w:rPr>
-        <w:t xml:space="preserve"> 30          }</w:t>
+        <w:t>}</w:t>
       </w:r>
     </w:p>
     <w:p>
@@ -3124,7 +4411,7 @@
           <w:color w:val="23344C"/>
           <w:sz w:val="16"/>
         </w:rPr>
-        <w:t xml:space="preserve"> 31      }</w:t>
+        <w:t>}</w:t>
       </w:r>
     </w:p>
     <w:p>
@@ -3138,7 +4425,6 @@
           <w:color w:val="23344C"/>
           <w:sz w:val="16"/>
         </w:rPr>
-        <w:t xml:space="preserve"> 32  </w:t>
       </w:r>
     </w:p>
     <w:p>
@@ -3152,7 +4438,7 @@
           <w:color w:val="23344C"/>
           <w:sz w:val="16"/>
         </w:rPr>
-        <w:t xml:space="preserve"> 33      public Set&lt;String&gt; layMaDon(HttpSession session) {</w:t>
+        <w:t>public Set&lt;String&gt; layMaDon(HttpSession session) {</w:t>
       </w:r>
     </w:p>
     <w:p>
@@ -3166,7 +4452,7 @@
           <w:color w:val="23344C"/>
           <w:sz w:val="16"/>
         </w:rPr>
-        <w:t xml:space="preserve"> 34          if (session == null) return Set.of();</w:t>
+        <w:t>if (session == null) return Set.of();</w:t>
       </w:r>
     </w:p>
     <w:p>
@@ -3180,7 +4466,7 @@
           <w:color w:val="23344C"/>
           <w:sz w:val="16"/>
         </w:rPr>
-        <w:t xml:space="preserve"> 35          synchronized (session) {</w:t>
+        <w:t>synchronized (session) {</w:t>
       </w:r>
     </w:p>
     <w:p>
@@ -3194,7 +4480,7 @@
           <w:color w:val="23344C"/>
           <w:sz w:val="16"/>
         </w:rPr>
-        <w:t xml:space="preserve"> 36              @SuppressWarnings("unchecked")</w:t>
+        <w:t>@SuppressWarnings("unchecked")</w:t>
       </w:r>
     </w:p>
     <w:p>
@@ -3208,7 +4494,7 @@
           <w:color w:val="23344C"/>
           <w:sz w:val="16"/>
         </w:rPr>
-        <w:t xml:space="preserve"> 37              Set&lt;String&gt; maDon = (Set&lt;String&gt;) session.getAttribute(SESSION_KEY);</w:t>
+        <w:t>Set&lt;String&gt; maDon = (Set&lt;String&gt;) session.getAttribute(SESSION_KEY);</w:t>
       </w:r>
     </w:p>
     <w:p>
@@ -3230,7 +4516,7 @@
         <w:pStyle w:val="Heading1"/>
       </w:pPr>
       <w:r>
-        <w:t>4 Ma trận quyền theo code hiện tại</w:t>
+        <w:t>5 Ma trận quyền theo code hiện tại</w:t>
       </w:r>
     </w:p>
     <w:tbl>
@@ -3825,7 +5111,7 @@
         <w:pStyle w:val="Heading1"/>
       </w:pPr>
       <w:r>
-        <w:t>5 Trường hợp cần nhớ</w:t>
+        <w:t>6 Trường hợp cần nhớ</w:t>
       </w:r>
     </w:p>
     <w:p>
@@ -3917,7 +5203,7 @@
         <w:pStyle w:val="Heading1"/>
       </w:pPr>
       <w:r>
-        <w:t>6 Ví dụ đăng nhập và quyền truy cập</w:t>
+        <w:t>7 Ví dụ đăng nhập và quyền truy cập</w:t>
       </w:r>
     </w:p>
     <w:p>
@@ -3935,7 +5221,7 @@
         <w:pStyle w:val="Heading1"/>
       </w:pPr>
       <w:r>
-        <w:t>7 Từ vựng kỹ thuật</w:t>
+        <w:t>8 Từ vựng kỹ thuật</w:t>
       </w:r>
     </w:p>
     <w:p>
@@ -4469,7 +5755,7 @@
       <w:outlineLvl w:val="0"/>
     </w:pPr>
     <w:rPr>
-      <w:rFonts w:asciiTheme="majorHAnsi" w:eastAsiaTheme="majorEastAsia" w:hAnsiTheme="majorHAnsi" w:cstheme="majorBidi" w:ascii="Arial" w:hAnsi="Arial"/>
+      <w:rFonts w:asciiTheme="majorHAnsi" w:eastAsiaTheme="majorEastAsia" w:hAnsiTheme="majorHAnsi" w:cstheme="majorBidi" w:ascii="Aptos" w:hAnsi="Aptos"/>
       <w:b/>
       <w:bCs/>
       <w:color w:val="000000"/>
@@ -4493,7 +5779,7 @@
       <w:outlineLvl w:val="1"/>
     </w:pPr>
     <w:rPr>
-      <w:rFonts w:asciiTheme="majorHAnsi" w:eastAsiaTheme="majorEastAsia" w:hAnsiTheme="majorHAnsi" w:cstheme="majorBidi" w:ascii="Arial" w:hAnsi="Arial"/>
+      <w:rFonts w:asciiTheme="majorHAnsi" w:eastAsiaTheme="majorEastAsia" w:hAnsiTheme="majorHAnsi" w:cstheme="majorBidi" w:ascii="Aptos" w:hAnsi="Aptos"/>
       <w:b/>
       <w:bCs/>
       <w:color w:val="000000"/>
@@ -4513,14 +5799,15 @@
     <w:pPr>
       <w:keepNext/>
       <w:keepLines/>
-      <w:spacing w:before="200" w:after="0"/>
+      <w:spacing w:before="180" w:after="60"/>
       <w:outlineLvl w:val="2"/>
     </w:pPr>
     <w:rPr>
-      <w:rFonts w:asciiTheme="majorHAnsi" w:eastAsiaTheme="majorEastAsia" w:hAnsiTheme="majorHAnsi" w:cstheme="majorBidi"/>
+      <w:rFonts w:asciiTheme="majorHAnsi" w:eastAsiaTheme="majorEastAsia" w:hAnsiTheme="majorHAnsi" w:cstheme="majorBidi" w:ascii="Aptos" w:hAnsi="Aptos"/>
       <w:b/>
       <w:bCs/>
-      <w:color w:val="4F81BD" w:themeColor="accent1"/>
+      <w:color w:val="000000"/>
+      <w:sz w:val="21"/>
     </w:rPr>
   </w:style>
   <w:style w:type="paragraph" w:styleId="Heading4">
@@ -4759,7 +6046,7 @@
       </w:pBdr>
     </w:pPr>
     <w:rPr>
-      <w:rFonts w:asciiTheme="majorHAnsi" w:eastAsiaTheme="majorEastAsia" w:hAnsiTheme="majorHAnsi" w:cstheme="majorBidi" w:ascii="Arial" w:hAnsi="Arial"/>
+      <w:rFonts w:asciiTheme="majorHAnsi" w:eastAsiaTheme="majorEastAsia" w:hAnsiTheme="majorHAnsi" w:cstheme="majorBidi" w:ascii="Aptos" w:hAnsi="Aptos"/>
       <w:b/>
       <w:color w:val="000000"/>
       <w:spacing w:val="5"/>
